--- a/00-首页/题组Word/专项卷/二分册/专项卷VI-学生版.docx
+++ b/00-首页/题组Word/专项卷/二分册/专项卷VI-学生版.docx
@@ -1252,15 +1252,31 @@
         <w:rPr>
           <w:rFonts w:ascii="Times New Roman" w:hAnsi="Times New Roman" w:eastAsia="Times New Roman" w:cs="Times New Roman"/>
         </w:rPr>
-        <w:t xml:space="preserve"> ZnSO</w:t>
-      </w:r>
-      <w:r>
-        <w:rPr>
-          <w:rFonts w:ascii="Times New Roman" w:hAnsi="Times New Roman" w:eastAsia="Times New Roman" w:cs="Times New Roman"/>
-          <w:vertAlign w:val="subscript"/>
-        </w:rPr>
-        <w:t>4</w:t>
-      </w:r>
+        <w:t xml:space="preserve"> </w:t>
+      </w:r>
+      <m:oMath>
+        <m:r>
+          <m:t>Z</m:t>
+        </m:r>
+        <m:r>
+          <m:t>n</m:t>
+        </m:r>
+        <m:r>
+          <m:t>S</m:t>
+        </m:r>
+        <m:sSub>
+          <m:e>
+            <m:r>
+              <m:t>O</m:t>
+            </m:r>
+          </m:e>
+          <m:sub>
+            <m:r>
+              <m:t>4</m:t>
+            </m:r>
+          </m:sub>
+        </m:sSub>
+      </m:oMath>
       <w:r>
         <w:rPr>
           <w:rFonts w:ascii="Times New Roman" w:hAnsi="Times New Roman" w:eastAsia="Times New Roman" w:cs="Times New Roman"/>
@@ -1289,80 +1305,173 @@
         <w:rPr>
           <w:rFonts w:ascii="Times New Roman" w:hAnsi="Times New Roman" w:eastAsia="Times New Roman" w:cs="Times New Roman"/>
         </w:rPr>
-        <w:t xml:space="preserve"> Fe</w:t>
-      </w:r>
-      <w:r>
-        <w:rPr>
-          <w:rFonts w:ascii="Times New Roman" w:hAnsi="Times New Roman" w:eastAsia="Times New Roman" w:cs="Times New Roman"/>
-          <w:vertAlign w:val="superscript"/>
-        </w:rPr>
-        <w:t>3+</w:t>
-      </w:r>
-      <w:r>
-        <w:rPr>
-          <w:rFonts w:ascii="Times New Roman" w:hAnsi="Times New Roman" w:eastAsia="Times New Roman" w:cs="Times New Roman"/>
-        </w:rPr>
-        <w:t>、Fe</w:t>
-      </w:r>
-      <w:r>
-        <w:rPr>
-          <w:rFonts w:ascii="Times New Roman" w:hAnsi="Times New Roman" w:eastAsia="Times New Roman" w:cs="Times New Roman"/>
-          <w:vertAlign w:val="superscript"/>
-        </w:rPr>
-        <w:t>2+</w:t>
-      </w:r>
-      <w:r>
-        <w:rPr>
-          <w:rFonts w:ascii="Times New Roman" w:hAnsi="Times New Roman" w:eastAsia="Times New Roman" w:cs="Times New Roman"/>
-        </w:rPr>
-        <w:t>、Sb</w:t>
-      </w:r>
-      <w:r>
-        <w:rPr>
-          <w:rFonts w:ascii="Times New Roman" w:hAnsi="Times New Roman" w:eastAsia="Times New Roman" w:cs="Times New Roman"/>
-          <w:vertAlign w:val="superscript"/>
-        </w:rPr>
-        <w:t>3+</w:t>
-      </w:r>
-      <w:r>
-        <w:rPr>
-          <w:rFonts w:ascii="Times New Roman" w:hAnsi="Times New Roman" w:eastAsia="Times New Roman" w:cs="Times New Roman"/>
-        </w:rPr>
-        <w:t>、Cu</w:t>
-      </w:r>
-      <w:r>
-        <w:rPr>
-          <w:rFonts w:ascii="Times New Roman" w:hAnsi="Times New Roman" w:eastAsia="Times New Roman" w:cs="Times New Roman"/>
-          <w:vertAlign w:val="superscript"/>
-        </w:rPr>
-        <w:t>2+</w:t>
-      </w:r>
-      <w:r>
-        <w:rPr>
-          <w:rFonts w:ascii="Times New Roman" w:hAnsi="Times New Roman" w:eastAsia="Times New Roman" w:cs="Times New Roman"/>
-        </w:rPr>
-        <w:t>、Cd</w:t>
-      </w:r>
-      <w:r>
-        <w:rPr>
-          <w:rFonts w:ascii="Times New Roman" w:hAnsi="Times New Roman" w:eastAsia="Times New Roman" w:cs="Times New Roman"/>
-          <w:vertAlign w:val="superscript"/>
-        </w:rPr>
-        <w:t>2+</w:t>
-      </w:r>
-      <w:r>
-        <w:rPr>
-          <w:rFonts w:ascii="Times New Roman" w:hAnsi="Times New Roman" w:eastAsia="Times New Roman" w:cs="Times New Roman"/>
-        </w:rPr>
-        <w:t>、Cl</w:t>
-      </w:r>
-      <w:r>
-        <w:rPr>
-          <w:rFonts w:ascii="Times New Roman" w:hAnsi="Times New Roman" w:eastAsia="Times New Roman" w:cs="Times New Roman"/>
-          <w:vertAlign w:val="superscript"/>
-        </w:rPr>
-        <w:t>-</w:t>
-      </w:r>
+        <w:t xml:space="preserve"> </w:t>
+      </w:r>
+      <m:oMath>
+        <m:r>
+          <m:t>F</m:t>
+        </m:r>
+        <m:sSup>
+          <m:e>
+            <m:r>
+              <m:t>e</m:t>
+            </m:r>
+          </m:e>
+          <m:sup>
+            <m:r>
+              <m:t>3</m:t>
+            </m:r>
+            <m:r>
+              <m:rPr>
+                <m:sty m:val="p"/>
+              </m:rPr>
+              <m:t>+</m:t>
+            </m:r>
+          </m:sup>
+        </m:sSup>
+      </m:oMath>
+      <w:r>
+        <w:rPr>
+          <w:rFonts w:ascii="Times New Roman" w:hAnsi="Times New Roman" w:eastAsia="Times New Roman" w:cs="Times New Roman"/>
+        </w:rPr>
+        <w:t xml:space="preserve">、</w:t>
+      </w:r>
+      <m:oMath>
+        <m:r>
+          <m:t>F</m:t>
+        </m:r>
+        <m:sSup>
+          <m:e>
+            <m:r>
+              <m:t>e</m:t>
+            </m:r>
+          </m:e>
+          <m:sup>
+            <m:r>
+              <m:t>2</m:t>
+            </m:r>
+            <m:r>
+              <m:rPr>
+                <m:sty m:val="p"/>
+              </m:rPr>
+              <m:t>+</m:t>
+            </m:r>
+          </m:sup>
+        </m:sSup>
+      </m:oMath>
+      <w:r>
+        <w:rPr>
+          <w:rFonts w:ascii="Times New Roman" w:hAnsi="Times New Roman" w:eastAsia="Times New Roman" w:cs="Times New Roman"/>
+        </w:rPr>
+        <w:t xml:space="preserve">、</w:t>
+      </w:r>
+      <m:oMath>
+        <m:r>
+          <m:t>S</m:t>
+        </m:r>
+        <m:sSup>
+          <m:e>
+            <m:r>
+              <m:t>b</m:t>
+            </m:r>
+          </m:e>
+          <m:sup>
+            <m:r>
+              <m:t>3</m:t>
+            </m:r>
+            <m:r>
+              <m:rPr>
+                <m:sty m:val="p"/>
+              </m:rPr>
+              <m:t>+</m:t>
+            </m:r>
+          </m:sup>
+        </m:sSup>
+      </m:oMath>
+      <w:r>
+        <w:rPr>
+          <w:rFonts w:ascii="Times New Roman" w:hAnsi="Times New Roman" w:eastAsia="Times New Roman" w:cs="Times New Roman"/>
+        </w:rPr>
+        <w:t xml:space="preserve">、</w:t>
+      </w:r>
+      <m:oMath>
+        <m:r>
+          <m:t>C</m:t>
+        </m:r>
+        <m:sSup>
+          <m:e>
+            <m:r>
+              <m:t>u</m:t>
+            </m:r>
+          </m:e>
+          <m:sup>
+            <m:r>
+              <m:t>2</m:t>
+            </m:r>
+            <m:r>
+              <m:rPr>
+                <m:sty m:val="p"/>
+              </m:rPr>
+              <m:t>+</m:t>
+            </m:r>
+          </m:sup>
+        </m:sSup>
+      </m:oMath>
+      <w:r>
+        <w:rPr>
+          <w:rFonts w:ascii="Times New Roman" w:hAnsi="Times New Roman" w:eastAsia="Times New Roman" w:cs="Times New Roman"/>
+        </w:rPr>
+        <w:t xml:space="preserve">、</w:t>
+      </w:r>
+      <m:oMath>
+        <m:r>
+          <m:t>C</m:t>
+        </m:r>
+        <m:sSup>
+          <m:e>
+            <m:r>
+              <m:t>d</m:t>
+            </m:r>
+          </m:e>
+          <m:sup>
+            <m:r>
+              <m:t>2</m:t>
+            </m:r>
+            <m:r>
+              <m:rPr>
+                <m:sty m:val="p"/>
+              </m:rPr>
+              <m:t>+</m:t>
+            </m:r>
+          </m:sup>
+        </m:sSup>
+      </m:oMath>
+      <w:r>
+        <w:rPr>
+          <w:rFonts w:ascii="Times New Roman" w:hAnsi="Times New Roman" w:eastAsia="Times New Roman" w:cs="Times New Roman"/>
+        </w:rPr>
+        <w:t xml:space="preserve">、</w:t>
+      </w:r>
+      <m:oMath>
+        <m:r>
+          <m:t>C</m:t>
+        </m:r>
+        <m:sSup>
+          <m:e>
+            <m:r>
+              <m:t>l</m:t>
+            </m:r>
+          </m:e>
+          <m:sup>
+            <m:r>
+              <m:rPr>
+                <m:sty m:val="p"/>
+              </m:rPr>
+              <m:t>−</m:t>
+            </m:r>
+          </m:sup>
+        </m:sSup>
+      </m:oMath>
       <w:r>
         <w:rPr>
           <w:rFonts w:ascii="Times New Roman" w:hAnsi="Times New Roman" w:eastAsia="Times New Roman" w:cs="Times New Roman"/>
@@ -1426,26 +1535,42 @@
         <w:rPr>
           <w:rFonts w:ascii="Times New Roman" w:hAnsi="Times New Roman" w:eastAsia="Times New Roman" w:cs="Times New Roman"/>
         </w:rPr>
-        <w:t xml:space="preserve">① </w:t>
-      </w:r>
-      <w:r>
-        <w:rPr>
-          <w:rFonts w:hint="eastAsia" w:ascii="Times New Roman" w:hAnsi="Times New Roman" w:eastAsia="Times New Roman" w:cs="Times New Roman"/>
-        </w:rPr>
-        <w:t>KMnO</w:t>
-      </w:r>
-      <w:r>
-        <w:rPr>
-          <w:rFonts w:hint="eastAsia" w:ascii="Times New Roman" w:hAnsi="Times New Roman" w:eastAsia="Times New Roman" w:cs="Times New Roman"/>
-          <w:vertAlign w:val="subscript"/>
-        </w:rPr>
-        <w:t>4</w:t>
-      </w:r>
-      <w:r>
-        <w:rPr>
-          <w:rFonts w:hint="eastAsia" w:ascii="Times New Roman" w:hAnsi="Times New Roman" w:eastAsia="Times New Roman" w:cs="Times New Roman"/>
-        </w:rPr>
-        <w:t>，②</w:t>
+        <w:t xml:space="preserve">①</w:t>
+      </w:r>
+      <w:r>
+        <w:rPr>
+          <w:rFonts w:ascii="Times New Roman" w:hAnsi="Times New Roman" w:eastAsia="Times New Roman" w:cs="Times New Roman"/>
+        </w:rPr>
+        <w:t xml:space="preserve"> </w:t>
+      </w:r>
+      <m:oMath>
+        <m:r>
+          <m:t>K</m:t>
+        </m:r>
+        <m:r>
+          <m:t>M</m:t>
+        </m:r>
+        <m:r>
+          <m:t>n</m:t>
+        </m:r>
+        <m:sSub>
+          <m:e>
+            <m:r>
+              <m:t>O</m:t>
+            </m:r>
+          </m:e>
+          <m:sub>
+            <m:r>
+              <m:t>4</m:t>
+            </m:r>
+          </m:sub>
+        </m:sSub>
+      </m:oMath>
+      <w:r>
+        <w:rPr>
+          <w:rFonts w:hint="eastAsia" w:ascii="Times New Roman" w:hAnsi="Times New Roman" w:eastAsia="Times New Roman" w:cs="Times New Roman"/>
+        </w:rPr>
+        <w:t xml:space="preserve">，②</w:t>
       </w:r>
       <w:r>
         <w:rPr>
@@ -1539,24 +1664,34 @@
         </w:rPr>
         <w:t xml:space="preserve"> </w:t>
       </w:r>
-      <w:r>
-        <w:rPr>
-          <w:rFonts w:hint="eastAsia" w:ascii="Times New Roman" w:hAnsi="Times New Roman" w:eastAsia="Times New Roman" w:cs="Times New Roman"/>
-        </w:rPr>
-        <w:t>AgNO</w:t>
-      </w:r>
-      <w:r>
-        <w:rPr>
-          <w:rFonts w:hint="eastAsia" w:ascii="Times New Roman" w:hAnsi="Times New Roman" w:eastAsia="Times New Roman" w:cs="Times New Roman"/>
-          <w:vertAlign w:val="subscript"/>
-        </w:rPr>
-        <w:t>3</w:t>
-      </w:r>
-      <w:r>
-        <w:rPr>
-          <w:rFonts w:hint="eastAsia" w:ascii="Times New Roman" w:hAnsi="Times New Roman" w:eastAsia="Times New Roman" w:cs="Times New Roman"/>
-        </w:rPr>
-        <w:t>，⑧</w:t>
+      <m:oMath>
+        <m:r>
+          <m:t>A</m:t>
+        </m:r>
+        <m:r>
+          <m:t>g</m:t>
+        </m:r>
+        <m:r>
+          <m:t>N</m:t>
+        </m:r>
+        <m:sSub>
+          <m:e>
+            <m:r>
+              <m:t>O</m:t>
+            </m:r>
+          </m:e>
+          <m:sub>
+            <m:r>
+              <m:t>3</m:t>
+            </m:r>
+          </m:sub>
+        </m:sSub>
+      </m:oMath>
+      <w:r>
+        <w:rPr>
+          <w:rFonts w:hint="eastAsia" w:ascii="Times New Roman" w:hAnsi="Times New Roman" w:eastAsia="Times New Roman" w:cs="Times New Roman"/>
+        </w:rPr>
+        <w:t xml:space="preserve">，⑧</w:t>
       </w:r>
       <w:r>
         <w:rPr>
@@ -1706,8 +1841,31 @@
           <w:i/>
           <w:iCs/>
         </w:rPr>
-        <w:t xml:space="preserve"> Fe</w:t>
-      </w:r>
+        <w:t xml:space="preserve"> </w:t>
+      </w:r>
+      <m:oMath>
+        <m:r>
+          <m:t>F</m:t>
+        </m:r>
+        <m:sSup>
+          <m:e>
+            <m:r>
+              <m:t>e</m:t>
+            </m:r>
+          </m:e>
+          <m:sup>
+            <m:r>
+              <m:t>2</m:t>
+            </m:r>
+            <m:r>
+              <m:rPr>
+                <m:sty m:val="p"/>
+              </m:rPr>
+              <m:t>+</m:t>
+            </m:r>
+          </m:sup>
+        </m:sSup>
+      </m:oMath>
       <w:r>
         <w:rPr>
           <w:rFonts w:ascii="Times New Roman" w:hAnsi="Times New Roman" w:eastAsia="Times New Roman" w:cs="Times New Roman"/>
@@ -1715,30 +1873,52 @@
           <w:bCs/>
           <w:i/>
           <w:iCs/>
-          <w:vertAlign w:val="superscript"/>
-        </w:rPr>
-        <w:t>2+</w:t>
-      </w:r>
-      <w:r>
-        <w:rPr>
-          <w:rFonts w:ascii="Times New Roman" w:hAnsi="Times New Roman" w:eastAsia="Times New Roman" w:cs="Times New Roman"/>
+        </w:rPr>
+        <w:t xml:space="preserve"> </w:t>
+      </w:r>
+      <w:r>
+        <w:rPr>
+          <w:rFonts w:hint="eastAsia" w:ascii="Times New Roman" w:hAnsi="Times New Roman" w:eastAsia="FangSong" w:cs="Times New Roman"/>
           <w:b/>
           <w:bCs/>
           <w:i/>
           <w:iCs/>
         </w:rPr>
-        <w:t xml:space="preserve"> </w:t>
-      </w:r>
-      <w:r>
-        <w:rPr>
-          <w:rFonts w:hint="eastAsia" w:ascii="Times New Roman" w:hAnsi="Times New Roman" w:eastAsia="FangSong" w:cs="Times New Roman"/>
+        <w:t xml:space="preserve">离子氧化成</w:t>
+      </w:r>
+      <w:r>
+        <w:rPr>
+          <w:rFonts w:ascii="Times New Roman" w:hAnsi="Times New Roman" w:eastAsia="Times New Roman" w:cs="Times New Roman"/>
           <w:b/>
           <w:bCs/>
           <w:i/>
           <w:iCs/>
         </w:rPr>
-        <w:t xml:space="preserve">离子氧化成</w:t>
-      </w:r>
+        <w:t xml:space="preserve"> </w:t>
+      </w:r>
+      <m:oMath>
+        <m:r>
+          <m:t>F</m:t>
+        </m:r>
+        <m:sSup>
+          <m:e>
+            <m:r>
+              <m:t>e</m:t>
+            </m:r>
+          </m:e>
+          <m:sup>
+            <m:r>
+              <m:t>3</m:t>
+            </m:r>
+            <m:r>
+              <m:rPr>
+                <m:sty m:val="p"/>
+              </m:rPr>
+              <m:t>+</m:t>
+            </m:r>
+          </m:sup>
+        </m:sSup>
+      </m:oMath>
       <w:r>
         <w:rPr>
           <w:rFonts w:ascii="Times New Roman" w:hAnsi="Times New Roman" w:eastAsia="Times New Roman" w:cs="Times New Roman"/>
@@ -1747,28 +1927,27 @@
           <w:i/>
           <w:iCs/>
         </w:rPr>
-        <w:t xml:space="preserve"> Fe</w:t>
-      </w:r>
-      <w:r>
-        <w:rPr>
-          <w:rFonts w:ascii="Times New Roman" w:hAnsi="Times New Roman" w:eastAsia="Times New Roman" w:cs="Times New Roman"/>
+        <w:t xml:space="preserve"> </w:t>
+      </w:r>
+      <w:r>
+        <w:rPr>
+          <w:rFonts w:hint="eastAsia" w:ascii="Times New Roman" w:hAnsi="Times New Roman" w:eastAsia="FangSong" w:cs="Times New Roman"/>
           <w:b/>
           <w:bCs/>
           <w:i/>
           <w:iCs/>
-          <w:vertAlign w:val="superscript"/>
-        </w:rPr>
-        <w:t>3+</w:t>
-      </w:r>
-      <w:r>
-        <w:rPr>
-          <w:rFonts w:ascii="Times New Roman" w:hAnsi="Times New Roman" w:eastAsia="Times New Roman" w:cs="Times New Roman"/>
+        </w:rPr>
+        <w:t>离子</w:t>
+      </w:r>
+      <w:r>
+        <w:rPr>
+          <w:rFonts w:hint="eastAsia" w:ascii="Times New Roman" w:hAnsi="Times New Roman" w:eastAsia="Times New Roman" w:cs="Times New Roman"/>
           <w:b/>
           <w:bCs/>
           <w:i/>
           <w:iCs/>
         </w:rPr>
-        <w:t xml:space="preserve"> </w:t>
+        <w:t>，</w:t>
       </w:r>
       <w:r>
         <w:rPr>
@@ -1778,33 +1957,81 @@
           <w:i/>
           <w:iCs/>
         </w:rPr>
-        <w:t>离子</w:t>
-      </w:r>
-      <w:r>
-        <w:rPr>
-          <w:rFonts w:hint="eastAsia" w:ascii="Times New Roman" w:hAnsi="Times New Roman" w:eastAsia="Times New Roman" w:cs="Times New Roman"/>
+        <w:t>相应的离子反应方程式为</w:t>
+      </w:r>
+      <w:r>
+        <w:rPr>
+          <w:rFonts w:ascii="Times New Roman" w:hAnsi="Times New Roman" w:eastAsia="Times New Roman" w:cs="Times New Roman"/>
+        </w:rPr>
+        <w:t xml:space="preserve">_。</w:t>
+      </w:r>
+    </w:p>
+    <w:p>
+      <w:pPr>
+        <w:numPr>
+          <w:ilvl w:val="0"/>
+          <w:numId w:val="1002"/>
+        </w:numPr>
+      </w:pPr>
+      <w:r>
+        <w:rPr>
+          <w:rFonts w:hint="eastAsia" w:ascii="Times New Roman" w:hAnsi="Times New Roman" w:eastAsia="FangSong" w:cs="Times New Roman"/>
+        </w:rPr>
+        <w:t>用</w:t>
+      </w:r>
+      <w:r>
+        <w:rPr>
+          <w:rFonts w:hint="eastAsia" w:ascii="Times New Roman" w:hAnsi="Times New Roman" w:eastAsia="Times New Roman" w:cs="Times New Roman"/>
+        </w:rPr>
+        <w:t>_</w:t>
+      </w:r>
+      <w:r>
+        <w:rPr>
+          <w:rFonts w:hint="eastAsia" w:ascii="Times New Roman" w:hAnsi="Times New Roman" w:eastAsia="FangSong" w:cs="Times New Roman"/>
           <w:b/>
           <w:bCs/>
           <w:i/>
           <w:iCs/>
         </w:rPr>
-        <w:t>，</w:t>
-      </w:r>
-      <w:r>
-        <w:rPr>
-          <w:rFonts w:hint="eastAsia" w:ascii="Times New Roman" w:hAnsi="Times New Roman" w:eastAsia="FangSong" w:cs="Times New Roman"/>
+        <w:t xml:space="preserve">调节浸出液的</w:t>
+      </w:r>
+      <w:r>
+        <w:rPr>
+          <w:rFonts w:ascii="Times New Roman" w:hAnsi="Times New Roman" w:eastAsia="Times New Roman" w:cs="Times New Roman"/>
           <w:b/>
           <w:bCs/>
           <w:i/>
           <w:iCs/>
         </w:rPr>
-        <w:t>相应的离子反应方程式为</w:t>
-      </w:r>
-      <w:r>
-        <w:rPr>
-          <w:rFonts w:ascii="Times New Roman" w:hAnsi="Times New Roman" w:eastAsia="Times New Roman" w:cs="Times New Roman"/>
-        </w:rPr>
-        <w:t xml:space="preserve">_。</w:t>
+        <w:t xml:space="preserve"> pH = </w:t>
+      </w:r>
+      <w:r>
+        <w:rPr>
+          <w:rFonts w:hint="eastAsia" w:ascii="Times New Roman" w:hAnsi="Times New Roman" w:eastAsia="Times New Roman" w:cs="Times New Roman"/>
+          <w:b/>
+          <w:bCs/>
+          <w:i/>
+          <w:iCs/>
+        </w:rPr>
+        <w:t xml:space="preserve">5.2，</w:t>
+      </w:r>
+      <w:r>
+        <w:rPr>
+          <w:rFonts w:hint="eastAsia" w:ascii="Times New Roman" w:hAnsi="Times New Roman" w:eastAsia="Times New Roman" w:cs="Times New Roman"/>
+        </w:rPr>
+        <w:t>_、____</w:t>
+      </w:r>
+      <w:r>
+        <w:rPr>
+          <w:rFonts w:hint="eastAsia" w:ascii="Times New Roman" w:hAnsi="Times New Roman" w:eastAsia="FangSong" w:cs="Times New Roman"/>
+        </w:rPr>
+        <w:t>等形成氢氧化物沉淀</w:t>
+      </w:r>
+      <w:r>
+        <w:rPr>
+          <w:rFonts w:hint="eastAsia" w:ascii="Times New Roman" w:hAnsi="Times New Roman" w:eastAsia="Times New Roman" w:cs="Times New Roman"/>
+        </w:rPr>
+        <w:t>。</w:t>
       </w:r>
     </w:p>
     <w:p>
@@ -1824,55 +2051,89 @@
         <w:rPr>
           <w:rFonts w:hint="eastAsia" w:ascii="Times New Roman" w:hAnsi="Times New Roman" w:eastAsia="Times New Roman" w:cs="Times New Roman"/>
         </w:rPr>
-        <w:t>_</w:t>
-      </w:r>
-      <w:r>
-        <w:rPr>
-          <w:rFonts w:hint="eastAsia" w:ascii="Times New Roman" w:hAnsi="Times New Roman" w:eastAsia="FangSong" w:cs="Times New Roman"/>
-          <w:b/>
-          <w:bCs/>
-          <w:i/>
-          <w:iCs/>
-        </w:rPr>
-        <w:t xml:space="preserve">调节浸出液的</w:t>
-      </w:r>
-      <w:r>
-        <w:rPr>
-          <w:rFonts w:ascii="Times New Roman" w:hAnsi="Times New Roman" w:eastAsia="Times New Roman" w:cs="Times New Roman"/>
-          <w:b/>
-          <w:bCs/>
-          <w:i/>
-          <w:iCs/>
-        </w:rPr>
-        <w:t xml:space="preserve"> pH = </w:t>
-      </w:r>
-      <w:r>
-        <w:rPr>
-          <w:rFonts w:hint="eastAsia" w:ascii="Times New Roman" w:hAnsi="Times New Roman" w:eastAsia="Times New Roman" w:cs="Times New Roman"/>
-          <w:b/>
-          <w:bCs/>
-          <w:i/>
-          <w:iCs/>
-        </w:rPr>
-        <w:t xml:space="preserve">5.2，</w:t>
-      </w:r>
-      <w:r>
-        <w:rPr>
-          <w:rFonts w:hint="eastAsia" w:ascii="Times New Roman" w:hAnsi="Times New Roman" w:eastAsia="Times New Roman" w:cs="Times New Roman"/>
-        </w:rPr>
-        <w:t>_、____</w:t>
-      </w:r>
-      <w:r>
-        <w:rPr>
-          <w:rFonts w:hint="eastAsia" w:ascii="Times New Roman" w:hAnsi="Times New Roman" w:eastAsia="FangSong" w:cs="Times New Roman"/>
-        </w:rPr>
-        <w:t>等形成氢氧化物沉淀</w:t>
-      </w:r>
-      <w:r>
-        <w:rPr>
-          <w:rFonts w:hint="eastAsia" w:ascii="Times New Roman" w:hAnsi="Times New Roman" w:eastAsia="Times New Roman" w:cs="Times New Roman"/>
-        </w:rPr>
-        <w:t>。</w:t>
+        <w:t>____</w:t>
+      </w:r>
+      <w:r>
+        <w:rPr>
+          <w:rFonts w:hint="eastAsia" w:ascii="Times New Roman" w:hAnsi="Times New Roman" w:eastAsia="FangSong" w:cs="Times New Roman"/>
+        </w:rPr>
+        <w:t>除去</w:t>
+      </w:r>
+      <w:r>
+        <w:rPr>
+          <w:rFonts w:ascii="Times New Roman" w:hAnsi="Times New Roman" w:eastAsia="Times New Roman" w:cs="Times New Roman"/>
+        </w:rPr>
+        <w:t xml:space="preserve"> </w:t>
+      </w:r>
+      <m:oMath>
+        <m:r>
+          <m:t>C</m:t>
+        </m:r>
+        <m:sSup>
+          <m:e>
+            <m:r>
+              <m:t>u</m:t>
+            </m:r>
+          </m:e>
+          <m:sup>
+            <m:r>
+              <m:t>2</m:t>
+            </m:r>
+            <m:r>
+              <m:rPr>
+                <m:sty m:val="p"/>
+              </m:rPr>
+              <m:t>+</m:t>
+            </m:r>
+          </m:sup>
+        </m:sSup>
+      </m:oMath>
+      <w:r>
+        <w:rPr>
+          <w:rFonts w:ascii="Times New Roman" w:hAnsi="Times New Roman" w:eastAsia="Times New Roman" w:cs="Times New Roman"/>
+        </w:rPr>
+        <w:t xml:space="preserve"> </w:t>
+      </w:r>
+      <w:r>
+        <w:rPr>
+          <w:rFonts w:hint="eastAsia" w:ascii="Times New Roman" w:hAnsi="Times New Roman" w:eastAsia="FangSong" w:cs="Times New Roman"/>
+        </w:rPr>
+        <w:t xml:space="preserve">和</w:t>
+      </w:r>
+      <w:r>
+        <w:rPr>
+          <w:rFonts w:ascii="Times New Roman" w:hAnsi="Times New Roman" w:eastAsia="Times New Roman" w:cs="Times New Roman"/>
+        </w:rPr>
+        <w:t xml:space="preserve"> </w:t>
+      </w:r>
+      <m:oMath>
+        <m:r>
+          <m:t>C</m:t>
+        </m:r>
+        <m:sSup>
+          <m:e>
+            <m:r>
+              <m:t>d</m:t>
+            </m:r>
+          </m:e>
+          <m:sup>
+            <m:r>
+              <m:t>2</m:t>
+            </m:r>
+            <m:r>
+              <m:rPr>
+                <m:sty m:val="p"/>
+              </m:rPr>
+              <m:t>+</m:t>
+            </m:r>
+          </m:sup>
+        </m:sSup>
+      </m:oMath>
+      <w:r>
+        <w:rPr>
+          <w:rFonts w:ascii="Times New Roman" w:hAnsi="Times New Roman" w:eastAsia="Times New Roman" w:cs="Times New Roman"/>
+        </w:rPr>
+        <w:t xml:space="preserve">。</w:t>
       </w:r>
     </w:p>
     <w:p>
@@ -1904,90 +2165,33 @@
         <w:rPr>
           <w:rFonts w:ascii="Times New Roman" w:hAnsi="Times New Roman" w:eastAsia="Times New Roman" w:cs="Times New Roman"/>
         </w:rPr>
-        <w:t xml:space="preserve"> Cu</w:t>
-      </w:r>
-      <w:r>
-        <w:rPr>
-          <w:rFonts w:ascii="Times New Roman" w:hAnsi="Times New Roman" w:eastAsia="Times New Roman" w:cs="Times New Roman"/>
-          <w:vertAlign w:val="superscript"/>
-        </w:rPr>
-        <w:t>2+</w:t>
-      </w:r>
-      <w:r>
-        <w:rPr>
-          <w:rFonts w:ascii="Times New Roman" w:hAnsi="Times New Roman" w:eastAsia="Times New Roman" w:cs="Times New Roman"/>
-        </w:rPr>
-        <w:t xml:space="preserve"> </w:t>
-      </w:r>
-      <w:r>
-        <w:rPr>
-          <w:rFonts w:hint="eastAsia" w:ascii="Times New Roman" w:hAnsi="Times New Roman" w:eastAsia="FangSong" w:cs="Times New Roman"/>
-        </w:rPr>
-        <w:t xml:space="preserve">和</w:t>
-      </w:r>
-      <w:r>
-        <w:rPr>
-          <w:rFonts w:ascii="Times New Roman" w:hAnsi="Times New Roman" w:eastAsia="Times New Roman" w:cs="Times New Roman"/>
-        </w:rPr>
-        <w:t xml:space="preserve"> Cd</w:t>
-      </w:r>
-      <w:r>
-        <w:rPr>
-          <w:rFonts w:ascii="Times New Roman" w:hAnsi="Times New Roman" w:eastAsia="Times New Roman" w:cs="Times New Roman"/>
-          <w:vertAlign w:val="superscript"/>
-        </w:rPr>
-        <w:t>2+</w:t>
-      </w:r>
-      <w:r>
-        <w:rPr>
-          <w:rFonts w:ascii="Times New Roman" w:hAnsi="Times New Roman" w:eastAsia="Times New Roman" w:cs="Times New Roman"/>
-        </w:rPr>
-        <w:t>。</w:t>
-      </w:r>
-    </w:p>
-    <w:p>
-      <w:pPr>
-        <w:numPr>
-          <w:ilvl w:val="0"/>
-          <w:numId w:val="1002"/>
-        </w:numPr>
-      </w:pPr>
-      <w:r>
-        <w:rPr>
-          <w:rFonts w:hint="eastAsia" w:ascii="Times New Roman" w:hAnsi="Times New Roman" w:eastAsia="FangSong" w:cs="Times New Roman"/>
-        </w:rPr>
-        <w:t>用</w:t>
-      </w:r>
-      <w:r>
-        <w:rPr>
-          <w:rFonts w:hint="eastAsia" w:ascii="Times New Roman" w:hAnsi="Times New Roman" w:eastAsia="Times New Roman" w:cs="Times New Roman"/>
-        </w:rPr>
-        <w:t>____</w:t>
-      </w:r>
-      <w:r>
-        <w:rPr>
-          <w:rFonts w:hint="eastAsia" w:ascii="Times New Roman" w:hAnsi="Times New Roman" w:eastAsia="FangSong" w:cs="Times New Roman"/>
-        </w:rPr>
-        <w:t>除去</w:t>
-      </w:r>
-      <w:r>
-        <w:rPr>
-          <w:rFonts w:ascii="Times New Roman" w:hAnsi="Times New Roman" w:eastAsia="Times New Roman" w:cs="Times New Roman"/>
-        </w:rPr>
-        <w:t xml:space="preserve"> Cl</w:t>
-      </w:r>
-      <w:r>
-        <w:rPr>
-          <w:rFonts w:ascii="Times New Roman" w:hAnsi="Times New Roman" w:eastAsia="Times New Roman" w:cs="Times New Roman"/>
-          <w:vertAlign w:val="superscript"/>
-        </w:rPr>
-        <w:t>-</w:t>
-      </w:r>
-      <w:r>
-        <w:rPr>
-          <w:rFonts w:ascii="Times New Roman" w:hAnsi="Times New Roman" w:eastAsia="Times New Roman" w:cs="Times New Roman"/>
-        </w:rPr>
-        <w:t>。</w:t>
+        <w:t xml:space="preserve"> </w:t>
+      </w:r>
+      <m:oMath>
+        <m:r>
+          <m:t>C</m:t>
+        </m:r>
+        <m:sSup>
+          <m:e>
+            <m:r>
+              <m:t>l</m:t>
+            </m:r>
+          </m:e>
+          <m:sup>
+            <m:r>
+              <m:rPr>
+                <m:sty m:val="p"/>
+              </m:rPr>
+              <m:t>−</m:t>
+            </m:r>
+          </m:sup>
+        </m:sSup>
+      </m:oMath>
+      <w:r>
+        <w:rPr>
+          <w:rFonts w:ascii="Times New Roman" w:hAnsi="Times New Roman" w:eastAsia="Times New Roman" w:cs="Times New Roman"/>
+        </w:rPr>
+        <w:t xml:space="preserve">。</w:t>
       </w:r>
     </w:p>
     <w:bookmarkEnd w:id="12"/>
@@ -2373,15 +2577,22 @@
         <w:rPr>
           <w:rFonts w:hint="eastAsia" w:ascii="Times New Roman" w:hAnsi="Times New Roman" w:eastAsia="Times New Roman" w:cs="Times New Roman"/>
         </w:rPr>
-        <w:t>，H</w:t>
-      </w:r>
-      <w:r>
-        <w:rPr>
-          <w:rFonts w:hint="eastAsia" w:ascii="Times New Roman" w:hAnsi="Times New Roman" w:eastAsia="Times New Roman" w:cs="Times New Roman"/>
-          <w:vertAlign w:val="subscript"/>
-        </w:rPr>
-        <w:t>2</w:t>
-      </w:r>
+        <w:t>，</w:t>
+      </w:r>
+      <m:oMath>
+        <m:sSub>
+          <m:e>
+            <m:r>
+              <m:t>H</m:t>
+            </m:r>
+          </m:e>
+          <m:sub>
+            <m:r>
+              <m:t>2</m:t>
+            </m:r>
+          </m:sub>
+        </m:sSub>
+      </m:oMath>
       <w:r>
         <w:rPr>
           <w:rFonts w:ascii="Times New Roman" w:hAnsi="Times New Roman" w:eastAsia="Times New Roman" w:cs="Times New Roman"/>
@@ -2398,15 +2609,22 @@
         <w:rPr>
           <w:rFonts w:ascii="Times New Roman" w:hAnsi="Times New Roman" w:eastAsia="Times New Roman" w:cs="Times New Roman"/>
         </w:rPr>
-        <w:t xml:space="preserve"> O</w:t>
-      </w:r>
-      <w:r>
-        <w:rPr>
-          <w:rFonts w:ascii="Times New Roman" w:hAnsi="Times New Roman" w:eastAsia="Times New Roman" w:cs="Times New Roman"/>
-          <w:vertAlign w:val="subscript"/>
-        </w:rPr>
-        <w:t>2</w:t>
-      </w:r>
+        <w:t xml:space="preserve"> </w:t>
+      </w:r>
+      <m:oMath>
+        <m:sSub>
+          <m:e>
+            <m:r>
+              <m:t>O</m:t>
+            </m:r>
+          </m:e>
+          <m:sub>
+            <m:r>
+              <m:t>2</m:t>
+            </m:r>
+          </m:sub>
+        </m:sSub>
+      </m:oMath>
       <w:r>
         <w:rPr>
           <w:rFonts w:ascii="Times New Roman" w:hAnsi="Times New Roman" w:eastAsia="Times New Roman" w:cs="Times New Roman"/>
@@ -2834,128 +3052,7 @@
         <w:rPr>
           <w:rFonts w:ascii="Times New Roman" w:hAnsi="Times New Roman" w:eastAsia="Times New Roman" w:cs="Times New Roman"/>
         </w:rPr>
-        <w:t xml:space="preserve"> 224 L </w:t>
-      </w:r>
-      <w:r>
-        <w:rPr>
-          <w:rFonts w:hint="eastAsia" w:ascii="Times New Roman" w:hAnsi="Times New Roman" w:eastAsia="Times New Roman" w:cs="Times New Roman"/>
-        </w:rPr>
-        <w:t>H</w:t>
-      </w:r>
-      <w:r>
-        <w:rPr>
-          <w:rFonts w:hint="eastAsia" w:ascii="Times New Roman" w:hAnsi="Times New Roman" w:eastAsia="Times New Roman" w:cs="Times New Roman"/>
-          <w:vertAlign w:val="subscript"/>
-        </w:rPr>
-        <w:t>2</w:t>
-      </w:r>
-      <w:r>
-        <w:rPr>
-          <w:rFonts w:hint="eastAsia" w:ascii="Times New Roman" w:hAnsi="Times New Roman" w:eastAsia="Times New Roman" w:cs="Times New Roman"/>
-        </w:rPr>
-        <w:t>（</w:t>
-      </w:r>
-      <w:r>
-        <w:rPr>
-          <w:rFonts w:hint="eastAsia" w:ascii="Times New Roman" w:hAnsi="Times New Roman" w:eastAsia="FangSong" w:cs="Times New Roman"/>
-        </w:rPr>
-        <w:t>标准状况</w:t>
-      </w:r>
-      <w:r>
-        <w:rPr>
-          <w:rFonts w:hint="eastAsia" w:ascii="Times New Roman" w:hAnsi="Times New Roman" w:eastAsia="Times New Roman" w:cs="Times New Roman"/>
-        </w:rPr>
-        <w:t>），</w:t>
-      </w:r>
-      <w:r>
-        <w:rPr>
-          <w:rFonts w:hint="eastAsia" w:ascii="Times New Roman" w:hAnsi="Times New Roman" w:eastAsia="FangSong" w:cs="Times New Roman"/>
-        </w:rPr>
-        <w:t>生成的</w:t>
-      </w:r>
-      <w:r>
-        <w:rPr>
-          <w:rFonts w:ascii="Times New Roman" w:hAnsi="Times New Roman" w:eastAsia="Times New Roman" w:cs="Times New Roman"/>
-        </w:rPr>
-        <w:t xml:space="preserve"> LiH </w:t>
-      </w:r>
-      <w:r>
-        <w:rPr>
-          <w:rFonts w:hint="eastAsia" w:ascii="Times New Roman" w:hAnsi="Times New Roman" w:eastAsia="FangSong" w:cs="Times New Roman"/>
-        </w:rPr>
-        <w:t xml:space="preserve">的体积与被吸收的</w:t>
-      </w:r>
-      <w:r>
-        <w:rPr>
-          <w:rFonts w:ascii="Times New Roman" w:hAnsi="Times New Roman" w:eastAsia="Times New Roman" w:cs="Times New Roman"/>
-        </w:rPr>
-        <w:t xml:space="preserve"> H</w:t>
-      </w:r>
-      <w:r>
-        <w:rPr>
-          <w:rFonts w:ascii="Times New Roman" w:hAnsi="Times New Roman" w:eastAsia="Times New Roman" w:cs="Times New Roman"/>
-          <w:vertAlign w:val="subscript"/>
-        </w:rPr>
-        <w:t>2</w:t>
-      </w:r>
-      <w:r>
-        <w:rPr>
-          <w:rFonts w:ascii="Times New Roman" w:hAnsi="Times New Roman" w:eastAsia="Times New Roman" w:cs="Times New Roman"/>
-        </w:rPr>
-        <w:t xml:space="preserve"> </w:t>
-      </w:r>
-      <w:r>
-        <w:rPr>
-          <w:rFonts w:hint="eastAsia" w:ascii="Times New Roman" w:hAnsi="Times New Roman" w:eastAsia="FangSong" w:cs="Times New Roman"/>
-        </w:rPr>
-        <w:t>的体积比为</w:t>
-      </w:r>
-      <w:r>
-        <w:rPr>
-          <w:rFonts w:hint="eastAsia" w:ascii="Times New Roman" w:hAnsi="Times New Roman" w:eastAsia="Times New Roman" w:cs="Times New Roman"/>
-        </w:rPr>
-        <w:t>____。</w:t>
-      </w:r>
-    </w:p>
-    <w:p>
-      <w:pPr>
-        <w:pStyle w:val="BodyText"/>
-      </w:pPr>
-      <w:r>
-        <w:rPr>
-          <w:rFonts w:ascii="Times New Roman" w:hAnsi="Times New Roman" w:eastAsia="Times New Roman" w:cs="Times New Roman"/>
-        </w:rPr>
-        <w:t xml:space="preserve">③ </w:t>
-      </w:r>
-      <w:r>
-        <w:rPr>
-          <w:rFonts w:hint="eastAsia" w:ascii="Times New Roman" w:hAnsi="Times New Roman" w:eastAsia="FangSong" w:cs="Times New Roman"/>
-        </w:rPr>
-        <w:t>由</w:t>
-      </w:r>
-      <w:r>
-        <w:rPr>
-          <w:rFonts w:hint="eastAsia" w:ascii="Times New Roman" w:hAnsi="Times New Roman" w:eastAsia="Times New Roman" w:cs="Times New Roman"/>
-        </w:rPr>
-        <w:t>②</w:t>
-      </w:r>
-      <w:r>
-        <w:rPr>
-          <w:rFonts w:hint="eastAsia" w:ascii="Times New Roman" w:hAnsi="Times New Roman" w:eastAsia="FangSong" w:cs="Times New Roman"/>
-        </w:rPr>
-        <w:t>生成的</w:t>
-      </w:r>
-      <w:r>
-        <w:rPr>
-          <w:rFonts w:ascii="Times New Roman" w:hAnsi="Times New Roman" w:eastAsia="Times New Roman" w:cs="Times New Roman"/>
-        </w:rPr>
-        <w:t xml:space="preserve"> LiH </w:t>
-      </w:r>
-      <w:r>
-        <w:rPr>
-          <w:rFonts w:hint="eastAsia" w:ascii="Times New Roman" w:hAnsi="Times New Roman" w:eastAsia="FangSong" w:cs="Times New Roman"/>
-        </w:rPr>
-        <w:t xml:space="preserve">与</w:t>
+        <w:t xml:space="preserve"> 224 L</w:t>
       </w:r>
       <w:r>
         <w:rPr>
@@ -2976,6 +3073,141 @@
             </m:r>
           </m:sub>
         </m:sSub>
+      </m:oMath>
+      <w:r>
+        <w:rPr>
+          <w:rFonts w:hint="eastAsia" w:ascii="Times New Roman" w:hAnsi="Times New Roman" w:eastAsia="Times New Roman" w:cs="Times New Roman"/>
+        </w:rPr>
+        <w:t>（</w:t>
+      </w:r>
+      <w:r>
+        <w:rPr>
+          <w:rFonts w:hint="eastAsia" w:ascii="Times New Roman" w:hAnsi="Times New Roman" w:eastAsia="FangSong" w:cs="Times New Roman"/>
+        </w:rPr>
+        <w:t>标准状况</w:t>
+      </w:r>
+      <w:r>
+        <w:rPr>
+          <w:rFonts w:hint="eastAsia" w:ascii="Times New Roman" w:hAnsi="Times New Roman" w:eastAsia="Times New Roman" w:cs="Times New Roman"/>
+        </w:rPr>
+        <w:t>），</w:t>
+      </w:r>
+      <w:r>
+        <w:rPr>
+          <w:rFonts w:hint="eastAsia" w:ascii="Times New Roman" w:hAnsi="Times New Roman" w:eastAsia="FangSong" w:cs="Times New Roman"/>
+        </w:rPr>
+        <w:t>生成的</w:t>
+      </w:r>
+      <w:r>
+        <w:rPr>
+          <w:rFonts w:ascii="Times New Roman" w:hAnsi="Times New Roman" w:eastAsia="Times New Roman" w:cs="Times New Roman"/>
+        </w:rPr>
+        <w:t xml:space="preserve"> LiH </w:t>
+      </w:r>
+      <w:r>
+        <w:rPr>
+          <w:rFonts w:hint="eastAsia" w:ascii="Times New Roman" w:hAnsi="Times New Roman" w:eastAsia="FangSong" w:cs="Times New Roman"/>
+        </w:rPr>
+        <w:t xml:space="preserve">的体积与被吸收的</w:t>
+      </w:r>
+      <w:r>
+        <w:rPr>
+          <w:rFonts w:ascii="Times New Roman" w:hAnsi="Times New Roman" w:eastAsia="Times New Roman" w:cs="Times New Roman"/>
+        </w:rPr>
+        <w:t xml:space="preserve"> </w:t>
+      </w:r>
+      <m:oMath>
+        <m:sSub>
+          <m:e>
+            <m:r>
+              <m:t>H</m:t>
+            </m:r>
+          </m:e>
+          <m:sub>
+            <m:r>
+              <m:t>2</m:t>
+            </m:r>
+          </m:sub>
+        </m:sSub>
+      </m:oMath>
+      <w:r>
+        <w:rPr>
+          <w:rFonts w:ascii="Times New Roman" w:hAnsi="Times New Roman" w:eastAsia="Times New Roman" w:cs="Times New Roman"/>
+        </w:rPr>
+        <w:t xml:space="preserve"> </w:t>
+      </w:r>
+      <w:r>
+        <w:rPr>
+          <w:rFonts w:hint="eastAsia" w:ascii="Times New Roman" w:hAnsi="Times New Roman" w:eastAsia="FangSong" w:cs="Times New Roman"/>
+        </w:rPr>
+        <w:t>的体积比为</w:t>
+      </w:r>
+      <w:r>
+        <w:rPr>
+          <w:rFonts w:hint="eastAsia" w:ascii="Times New Roman" w:hAnsi="Times New Roman" w:eastAsia="Times New Roman" w:cs="Times New Roman"/>
+        </w:rPr>
+        <w:t>____。</w:t>
+      </w:r>
+    </w:p>
+    <w:p>
+      <w:pPr>
+        <w:pStyle w:val="BodyText"/>
+      </w:pPr>
+      <w:r>
+        <w:rPr>
+          <w:rFonts w:ascii="Times New Roman" w:hAnsi="Times New Roman" w:eastAsia="Times New Roman" w:cs="Times New Roman"/>
+        </w:rPr>
+        <w:t xml:space="preserve">③ </w:t>
+      </w:r>
+      <w:r>
+        <w:rPr>
+          <w:rFonts w:hint="eastAsia" w:ascii="Times New Roman" w:hAnsi="Times New Roman" w:eastAsia="FangSong" w:cs="Times New Roman"/>
+        </w:rPr>
+        <w:t>由</w:t>
+      </w:r>
+      <w:r>
+        <w:rPr>
+          <w:rFonts w:hint="eastAsia" w:ascii="Times New Roman" w:hAnsi="Times New Roman" w:eastAsia="Times New Roman" w:cs="Times New Roman"/>
+        </w:rPr>
+        <w:t>②</w:t>
+      </w:r>
+      <w:r>
+        <w:rPr>
+          <w:rFonts w:hint="eastAsia" w:ascii="Times New Roman" w:hAnsi="Times New Roman" w:eastAsia="FangSong" w:cs="Times New Roman"/>
+        </w:rPr>
+        <w:t>生成的</w:t>
+      </w:r>
+      <w:r>
+        <w:rPr>
+          <w:rFonts w:ascii="Times New Roman" w:hAnsi="Times New Roman" w:eastAsia="Times New Roman" w:cs="Times New Roman"/>
+        </w:rPr>
+        <w:t xml:space="preserve"> LiH </w:t>
+      </w:r>
+      <w:r>
+        <w:rPr>
+          <w:rFonts w:hint="eastAsia" w:ascii="Times New Roman" w:hAnsi="Times New Roman" w:eastAsia="FangSong" w:cs="Times New Roman"/>
+        </w:rPr>
+        <w:t xml:space="preserve">与</w:t>
+      </w:r>
+      <w:r>
+        <w:rPr>
+          <w:rFonts w:ascii="Times New Roman" w:hAnsi="Times New Roman" w:eastAsia="Times New Roman" w:cs="Times New Roman"/>
+        </w:rPr>
+        <w:t xml:space="preserve"> </w:t>
+      </w:r>
+      <m:oMath>
+        <m:sSub>
+          <m:e>
+            <m:r>
+              <m:t>H</m:t>
+            </m:r>
+          </m:e>
+          <m:sub>
+            <m:r>
+              <m:t>2</m:t>
+            </m:r>
+          </m:sub>
+        </m:sSub>
         <m:r>
           <m:t>O</m:t>
         </m:r>
@@ -2996,15 +3228,22 @@
         <w:rPr>
           <w:rFonts w:ascii="Times New Roman" w:hAnsi="Times New Roman" w:eastAsia="Times New Roman" w:cs="Times New Roman"/>
         </w:rPr>
-        <w:t xml:space="preserve"> H</w:t>
-      </w:r>
-      <w:r>
-        <w:rPr>
-          <w:rFonts w:ascii="Times New Roman" w:hAnsi="Times New Roman" w:eastAsia="Times New Roman" w:cs="Times New Roman"/>
-          <w:vertAlign w:val="subscript"/>
-        </w:rPr>
-        <w:t>2</w:t>
-      </w:r>
+        <w:t xml:space="preserve"> </w:t>
+      </w:r>
+      <m:oMath>
+        <m:sSub>
+          <m:e>
+            <m:r>
+              <m:t>H</m:t>
+            </m:r>
+          </m:e>
+          <m:sub>
+            <m:r>
+              <m:t>2</m:t>
+            </m:r>
+          </m:sub>
+        </m:sSub>
+      </m:oMath>
       <w:r>
         <w:rPr>
           <w:rFonts w:ascii="Times New Roman" w:hAnsi="Times New Roman" w:eastAsia="Times New Roman" w:cs="Times New Roman"/>
@@ -3189,15 +3428,28 @@
         <w:rPr>
           <w:rFonts w:ascii="Times New Roman" w:hAnsi="Times New Roman" w:eastAsia="Times New Roman" w:cs="Times New Roman"/>
         </w:rPr>
-        <w:t xml:space="preserve"> TiO</w:t>
-      </w:r>
-      <w:r>
-        <w:rPr>
-          <w:rFonts w:ascii="Times New Roman" w:hAnsi="Times New Roman" w:eastAsia="Times New Roman" w:cs="Times New Roman"/>
-          <w:vertAlign w:val="subscript"/>
-        </w:rPr>
-        <w:t>2</w:t>
-      </w:r>
+        <w:t xml:space="preserve"> </w:t>
+      </w:r>
+      <m:oMath>
+        <m:r>
+          <m:t>T</m:t>
+        </m:r>
+        <m:r>
+          <m:t>i</m:t>
+        </m:r>
+        <m:sSub>
+          <m:e>
+            <m:r>
+              <m:t>O</m:t>
+            </m:r>
+          </m:e>
+          <m:sub>
+            <m:r>
+              <m:t>2</m:t>
+            </m:r>
+          </m:sub>
+        </m:sSub>
+      </m:oMath>
       <w:r>
         <w:rPr>
           <w:rFonts w:ascii="Times New Roman" w:hAnsi="Times New Roman" w:eastAsia="Times New Roman" w:cs="Times New Roman"/>
@@ -4890,19 +5142,29 @@
         </w:rPr>
         <w:t xml:space="preserve"> </w:t>
       </w:r>
-      <w:r>
-        <w:rPr>
-          <w:rFonts w:hint="eastAsia" w:ascii="Times New Roman" w:hAnsi="Times New Roman" w:eastAsia="Times New Roman" w:cs="Times New Roman"/>
-        </w:rPr>
-        <w:t>Cu</w:t>
-      </w:r>
-      <w:r>
-        <w:rPr>
-          <w:rFonts w:hint="eastAsia" w:ascii="Times New Roman" w:hAnsi="Times New Roman" w:eastAsia="Times New Roman" w:cs="Times New Roman"/>
-          <w:vertAlign w:val="superscript"/>
-        </w:rPr>
-        <w:t>2+</w:t>
-      </w:r>
+      <m:oMath>
+        <m:r>
+          <m:t>C</m:t>
+        </m:r>
+        <m:sSup>
+          <m:e>
+            <m:r>
+              <m:t>u</m:t>
+            </m:r>
+          </m:e>
+          <m:sup>
+            <m:r>
+              <m:t>2</m:t>
+            </m:r>
+            <m:r>
+              <m:rPr>
+                <m:sty m:val="p"/>
+              </m:rPr>
+              <m:t>+</m:t>
+            </m:r>
+          </m:sup>
+        </m:sSup>
+      </m:oMath>
       <w:r>
         <w:rPr>
           <w:rFonts w:hint="eastAsia" w:ascii="Times New Roman" w:hAnsi="Times New Roman" w:eastAsia="Times New Roman" w:cs="Times New Roman"/>
@@ -5015,19 +5277,29 @@
         </w:rPr>
         <w:t xml:space="preserve"> </w:t>
       </w:r>
-      <w:r>
-        <w:rPr>
-          <w:rFonts w:hint="eastAsia" w:ascii="Times New Roman" w:hAnsi="Times New Roman" w:eastAsia="Times New Roman" w:cs="Times New Roman"/>
-        </w:rPr>
-        <w:t>Cu</w:t>
-      </w:r>
-      <w:r>
-        <w:rPr>
-          <w:rFonts w:hint="eastAsia" w:ascii="Times New Roman" w:hAnsi="Times New Roman" w:eastAsia="Times New Roman" w:cs="Times New Roman"/>
-          <w:vertAlign w:val="superscript"/>
-        </w:rPr>
-        <w:t>2+</w:t>
-      </w:r>
+      <m:oMath>
+        <m:r>
+          <m:t>C</m:t>
+        </m:r>
+        <m:sSup>
+          <m:e>
+            <m:r>
+              <m:t>u</m:t>
+            </m:r>
+          </m:e>
+          <m:sup>
+            <m:r>
+              <m:t>2</m:t>
+            </m:r>
+            <m:r>
+              <m:rPr>
+                <m:sty m:val="p"/>
+              </m:rPr>
+              <m:t>+</m:t>
+            </m:r>
+          </m:sup>
+        </m:sSup>
+      </m:oMath>
       <w:r>
         <w:rPr>
           <w:rFonts w:hint="eastAsia" w:ascii="Times New Roman" w:hAnsi="Times New Roman" w:eastAsia="Times New Roman" w:cs="Times New Roman"/>
@@ -5899,15 +6171,31 @@
         <w:rPr>
           <w:rFonts w:ascii="Times New Roman" w:hAnsi="Times New Roman" w:eastAsia="Times New Roman" w:cs="Times New Roman"/>
         </w:rPr>
-        <w:t xml:space="preserve"> Ca</w:t>
-      </w:r>
-      <w:r>
-        <w:rPr>
-          <w:rFonts w:ascii="Times New Roman" w:hAnsi="Times New Roman" w:eastAsia="Times New Roman" w:cs="Times New Roman"/>
-          <w:vertAlign w:val="superscript"/>
-        </w:rPr>
-        <w:t>2+</w:t>
-      </w:r>
+        <w:t xml:space="preserve"> </w:t>
+      </w:r>
+      <m:oMath>
+        <m:r>
+          <m:t>C</m:t>
+        </m:r>
+        <m:sSup>
+          <m:e>
+            <m:r>
+              <m:t>a</m:t>
+            </m:r>
+          </m:e>
+          <m:sup>
+            <m:r>
+              <m:t>2</m:t>
+            </m:r>
+            <m:r>
+              <m:rPr>
+                <m:sty m:val="p"/>
+              </m:rPr>
+              <m:t>+</m:t>
+            </m:r>
+          </m:sup>
+        </m:sSup>
+      </m:oMath>
       <w:r>
         <w:rPr>
           <w:rFonts w:ascii="Times New Roman" w:hAnsi="Times New Roman" w:eastAsia="Times New Roman" w:cs="Times New Roman"/>
@@ -5936,15 +6224,28 @@
         <w:rPr>
           <w:rFonts w:ascii="Times New Roman" w:hAnsi="Times New Roman" w:eastAsia="Times New Roman" w:cs="Times New Roman"/>
         </w:rPr>
-        <w:t xml:space="preserve"> OH</w:t>
-      </w:r>
-      <w:r>
-        <w:rPr>
-          <w:rFonts w:ascii="Times New Roman" w:hAnsi="Times New Roman" w:eastAsia="Times New Roman" w:cs="Times New Roman"/>
-          <w:vertAlign w:val="superscript"/>
-        </w:rPr>
-        <w:t>-</w:t>
-      </w:r>
+        <w:t xml:space="preserve"> </w:t>
+      </w:r>
+      <m:oMath>
+        <m:r>
+          <m:t>O</m:t>
+        </m:r>
+        <m:sSup>
+          <m:e>
+            <m:r>
+              <m:t>H</m:t>
+            </m:r>
+          </m:e>
+          <m:sup>
+            <m:r>
+              <m:rPr>
+                <m:sty m:val="p"/>
+              </m:rPr>
+              <m:t>−</m:t>
+            </m:r>
+          </m:sup>
+        </m:sSup>
+      </m:oMath>
       <w:r>
         <w:rPr>
           <w:rFonts w:ascii="Times New Roman" w:hAnsi="Times New Roman" w:eastAsia="Times New Roman" w:cs="Times New Roman"/>
@@ -9399,10 +9700,7 @@
             </m:e>
             <m:sub>
               <m:r>
-                <m:t>1</m:t>
-              </m:r>
-              <m:r>
-                <m:t>5</m:t>
+                <m:t>15</m:t>
               </m:r>
             </m:sub>
           </m:sSub>
@@ -9417,10 +9715,7 @@
             </m:e>
             <m:sub>
               <m:r>
-                <m:t>2</m:t>
-              </m:r>
-              <m:r>
-                <m:t>8</m:t>
+                <m:t>28</m:t>
               </m:r>
             </m:sub>
           </m:sSub>
@@ -9736,10 +10031,7 @@
             </m:e>
             <m:sub>
               <m:r>
-                <m:t>1</m:t>
-              </m:r>
-              <m:r>
-                <m:t>5</m:t>
+                <m:t>15</m:t>
               </m:r>
             </m:sub>
           </m:sSub>
@@ -9754,10 +10046,7 @@
             </m:e>
             <m:sub>
               <m:r>
-                <m:t>2</m:t>
-              </m:r>
-              <m:r>
-                <m:t>6</m:t>
+                <m:t>26</m:t>
               </m:r>
             </m:sub>
           </m:sSub>
@@ -10618,15 +10907,22 @@
         <w:rPr>
           <w:rFonts w:ascii="Times New Roman" w:hAnsi="Times New Roman" w:eastAsia="Times New Roman" w:cs="Times New Roman"/>
         </w:rPr>
-        <w:t xml:space="preserve"> O</w:t>
-      </w:r>
-      <w:r>
-        <w:rPr>
-          <w:rFonts w:ascii="Times New Roman" w:hAnsi="Times New Roman" w:eastAsia="Times New Roman" w:cs="Times New Roman"/>
-          <w:vertAlign w:val="subscript"/>
-        </w:rPr>
-        <w:t>2</w:t>
-      </w:r>
+        <w:t xml:space="preserve"> </w:t>
+      </w:r>
+      <m:oMath>
+        <m:sSub>
+          <m:e>
+            <m:r>
+              <m:t>O</m:t>
+            </m:r>
+          </m:e>
+          <m:sub>
+            <m:r>
+              <m:t>2</m:t>
+            </m:r>
+          </m:sub>
+        </m:sSub>
+      </m:oMath>
       <w:r>
         <w:rPr>
           <w:rFonts w:ascii="Times New Roman" w:hAnsi="Times New Roman" w:eastAsia="Times New Roman" w:cs="Times New Roman"/>
@@ -10848,11 +11144,22 @@
           </m:e>
           <m:lim>
             <m:r>
+              <m:t>H</m:t>
+            </m:r>
+            <m:r>
+              <m:t>2</m:t>
+            </m:r>
+            <m:r>
               <m:rPr>
-                <m:nor/>
                 <m:sty m:val="p"/>
               </m:rPr>
-              <m:t>H2,△</m:t>
+              <m:t>,</m:t>
+            </m:r>
+            <m:r>
+              <m:rPr>
+                <m:sty m:val="p"/>
+              </m:rPr>
+              <m:t>△</m:t>
             </m:r>
           </m:lim>
         </m:limUpp>
@@ -10891,12 +11198,20 @@
           </m:e>
           <m:lim>
             <m:r>
-              <m:rPr>
-                <m:nor/>
-                <m:sty m:val="p"/>
-              </m:rPr>
-              <m:t>Br2</m:t>
-            </m:r>
+              <m:t>B</m:t>
+            </m:r>
+            <m:sSub>
+              <m:e>
+                <m:r>
+                  <m:t>r</m:t>
+                </m:r>
+              </m:e>
+              <m:sub>
+                <m:r>
+                  <m:t>2</m:t>
+                </m:r>
+              </m:sub>
+            </m:sSub>
           </m:lim>
         </m:limUpp>
         <m:r>
@@ -11855,15 +12170,31 @@
         <w:rPr>
           <w:rFonts w:ascii="Times New Roman" w:hAnsi="Times New Roman" w:eastAsia="Times New Roman" w:cs="Times New Roman"/>
         </w:rPr>
-        <w:t xml:space="preserve"> ZnCl</w:t>
-      </w:r>
-      <w:r>
-        <w:rPr>
-          <w:rFonts w:ascii="Times New Roman" w:hAnsi="Times New Roman" w:eastAsia="Times New Roman" w:cs="Times New Roman"/>
-          <w:vertAlign w:val="subscript"/>
-        </w:rPr>
-        <w:t>2</w:t>
-      </w:r>
+        <w:t xml:space="preserve"> </w:t>
+      </w:r>
+      <m:oMath>
+        <m:r>
+          <m:t>Z</m:t>
+        </m:r>
+        <m:r>
+          <m:t>n</m:t>
+        </m:r>
+        <m:r>
+          <m:t>C</m:t>
+        </m:r>
+        <m:sSub>
+          <m:e>
+            <m:r>
+              <m:t>l</m:t>
+            </m:r>
+          </m:e>
+          <m:sub>
+            <m:r>
+              <m:t>2</m:t>
+            </m:r>
+          </m:sub>
+        </m:sSub>
+      </m:oMath>
       <w:r>
         <w:rPr>
           <w:rFonts w:ascii="Times New Roman" w:hAnsi="Times New Roman" w:eastAsia="Times New Roman" w:cs="Times New Roman"/>
@@ -11922,15 +12253,31 @@
         <w:rPr>
           <w:rFonts w:ascii="Times New Roman" w:hAnsi="Times New Roman" w:eastAsia="Times New Roman" w:cs="Times New Roman"/>
         </w:rPr>
-        <w:t xml:space="preserve"> ZnCl</w:t>
-      </w:r>
-      <w:r>
-        <w:rPr>
-          <w:rFonts w:ascii="Times New Roman" w:hAnsi="Times New Roman" w:eastAsia="Times New Roman" w:cs="Times New Roman"/>
-          <w:vertAlign w:val="subscript"/>
-        </w:rPr>
-        <w:t>2</w:t>
-      </w:r>
+        <w:t xml:space="preserve"> </w:t>
+      </w:r>
+      <m:oMath>
+        <m:r>
+          <m:t>Z</m:t>
+        </m:r>
+        <m:r>
+          <m:t>n</m:t>
+        </m:r>
+        <m:r>
+          <m:t>C</m:t>
+        </m:r>
+        <m:sSub>
+          <m:e>
+            <m:r>
+              <m:t>l</m:t>
+            </m:r>
+          </m:e>
+          <m:sub>
+            <m:r>
+              <m:t>2</m:t>
+            </m:r>
+          </m:sub>
+        </m:sSub>
+      </m:oMath>
       <w:r>
         <w:rPr>
           <w:rFonts w:ascii="Times New Roman" w:hAnsi="Times New Roman" w:eastAsia="Times New Roman" w:cs="Times New Roman"/>
@@ -12001,15 +12348,31 @@
         <w:rPr>
           <w:rFonts w:ascii="Times New Roman" w:hAnsi="Times New Roman" w:eastAsia="Times New Roman" w:cs="Times New Roman"/>
         </w:rPr>
-        <w:t xml:space="preserve"> ZnCl</w:t>
-      </w:r>
-      <w:r>
-        <w:rPr>
-          <w:rFonts w:ascii="Times New Roman" w:hAnsi="Times New Roman" w:eastAsia="Times New Roman" w:cs="Times New Roman"/>
-          <w:vertAlign w:val="subscript"/>
-        </w:rPr>
-        <w:t>2</w:t>
-      </w:r>
+        <w:t xml:space="preserve"> </w:t>
+      </w:r>
+      <m:oMath>
+        <m:r>
+          <m:t>Z</m:t>
+        </m:r>
+        <m:r>
+          <m:t>n</m:t>
+        </m:r>
+        <m:r>
+          <m:t>C</m:t>
+        </m:r>
+        <m:sSub>
+          <m:e>
+            <m:r>
+              <m:t>l</m:t>
+            </m:r>
+          </m:e>
+          <m:sub>
+            <m:r>
+              <m:t>2</m:t>
+            </m:r>
+          </m:sub>
+        </m:sSub>
+      </m:oMath>
       <w:r>
         <w:rPr>
           <w:rFonts w:ascii="Times New Roman" w:hAnsi="Times New Roman" w:eastAsia="Times New Roman" w:cs="Times New Roman"/>
@@ -12166,15 +12529,31 @@
         <w:rPr>
           <w:rFonts w:ascii="Times New Roman" w:hAnsi="Times New Roman" w:eastAsia="Times New Roman" w:cs="Times New Roman"/>
         </w:rPr>
-        <w:t xml:space="preserve"> ZnCl</w:t>
-      </w:r>
-      <w:r>
-        <w:rPr>
-          <w:rFonts w:ascii="Times New Roman" w:hAnsi="Times New Roman" w:eastAsia="Times New Roman" w:cs="Times New Roman"/>
-          <w:vertAlign w:val="subscript"/>
-        </w:rPr>
-        <w:t>2</w:t>
-      </w:r>
+        <w:t xml:space="preserve"> </w:t>
+      </w:r>
+      <m:oMath>
+        <m:r>
+          <m:t>Z</m:t>
+        </m:r>
+        <m:r>
+          <m:t>n</m:t>
+        </m:r>
+        <m:r>
+          <m:t>C</m:t>
+        </m:r>
+        <m:sSub>
+          <m:e>
+            <m:r>
+              <m:t>l</m:t>
+            </m:r>
+          </m:e>
+          <m:sub>
+            <m:r>
+              <m:t>2</m:t>
+            </m:r>
+          </m:sub>
+        </m:sSub>
+      </m:oMath>
       <w:r>
         <w:rPr>
           <w:rFonts w:ascii="Times New Roman" w:hAnsi="Times New Roman" w:eastAsia="Times New Roman" w:cs="Times New Roman"/>
@@ -18058,41 +18437,89 @@
         <w:rPr>
           <w:rFonts w:ascii="Times New Roman" w:hAnsi="Times New Roman" w:eastAsia="Times New Roman" w:cs="Times New Roman"/>
         </w:rPr>
-        <w:t xml:space="preserve"> Fe</w:t>
-      </w:r>
-      <w:r>
-        <w:rPr>
-          <w:rFonts w:ascii="Times New Roman" w:hAnsi="Times New Roman" w:eastAsia="Times New Roman" w:cs="Times New Roman"/>
-          <w:vertAlign w:val="superscript"/>
-        </w:rPr>
-        <w:t>3+</w:t>
-      </w:r>
-      <w:r>
-        <w:rPr>
-          <w:rFonts w:ascii="Times New Roman" w:hAnsi="Times New Roman" w:eastAsia="Times New Roman" w:cs="Times New Roman"/>
-        </w:rPr>
-        <w:t>、Fe</w:t>
-      </w:r>
-      <w:r>
-        <w:rPr>
-          <w:rFonts w:ascii="Times New Roman" w:hAnsi="Times New Roman" w:eastAsia="Times New Roman" w:cs="Times New Roman"/>
-          <w:vertAlign w:val="superscript"/>
-        </w:rPr>
-        <w:t>2+</w:t>
-      </w:r>
-      <w:r>
-        <w:rPr>
-          <w:rFonts w:ascii="Times New Roman" w:hAnsi="Times New Roman" w:eastAsia="Times New Roman" w:cs="Times New Roman"/>
-        </w:rPr>
-        <w:t>、Zn</w:t>
-      </w:r>
-      <w:r>
-        <w:rPr>
-          <w:rFonts w:ascii="Times New Roman" w:hAnsi="Times New Roman" w:eastAsia="Times New Roman" w:cs="Times New Roman"/>
-          <w:vertAlign w:val="superscript"/>
-        </w:rPr>
-        <w:t>2+</w:t>
-      </w:r>
+        <w:t xml:space="preserve"> </w:t>
+      </w:r>
+      <m:oMath>
+        <m:r>
+          <m:t>F</m:t>
+        </m:r>
+        <m:sSup>
+          <m:e>
+            <m:r>
+              <m:t>e</m:t>
+            </m:r>
+          </m:e>
+          <m:sup>
+            <m:r>
+              <m:t>3</m:t>
+            </m:r>
+            <m:r>
+              <m:rPr>
+                <m:sty m:val="p"/>
+              </m:rPr>
+              <m:t>+</m:t>
+            </m:r>
+          </m:sup>
+        </m:sSup>
+      </m:oMath>
+      <w:r>
+        <w:rPr>
+          <w:rFonts w:ascii="Times New Roman" w:hAnsi="Times New Roman" w:eastAsia="Times New Roman" w:cs="Times New Roman"/>
+        </w:rPr>
+        <w:t xml:space="preserve">、</w:t>
+      </w:r>
+      <m:oMath>
+        <m:r>
+          <m:t>F</m:t>
+        </m:r>
+        <m:sSup>
+          <m:e>
+            <m:r>
+              <m:t>e</m:t>
+            </m:r>
+          </m:e>
+          <m:sup>
+            <m:r>
+              <m:t>2</m:t>
+            </m:r>
+            <m:r>
+              <m:rPr>
+                <m:sty m:val="p"/>
+              </m:rPr>
+              <m:t>+</m:t>
+            </m:r>
+          </m:sup>
+        </m:sSup>
+      </m:oMath>
+      <w:r>
+        <w:rPr>
+          <w:rFonts w:ascii="Times New Roman" w:hAnsi="Times New Roman" w:eastAsia="Times New Roman" w:cs="Times New Roman"/>
+        </w:rPr>
+        <w:t xml:space="preserve">、</w:t>
+      </w:r>
+      <m:oMath>
+        <m:r>
+          <m:t>Z</m:t>
+        </m:r>
+        <m:sSup>
+          <m:e>
+            <m:r>
+              <m:t>n</m:t>
+            </m:r>
+          </m:e>
+          <m:sup>
+            <m:r>
+              <m:t>2</m:t>
+            </m:r>
+            <m:r>
+              <m:rPr>
+                <m:sty m:val="p"/>
+              </m:rPr>
+              <m:t>+</m:t>
+            </m:r>
+          </m:sup>
+        </m:sSup>
+      </m:oMath>
       <w:r>
         <w:rPr>
           <w:rFonts w:ascii="Times New Roman" w:hAnsi="Times New Roman" w:eastAsia="Times New Roman" w:cs="Times New Roman"/>
@@ -18157,28 +18584,60 @@
         <w:rPr>
           <w:rFonts w:ascii="Times New Roman" w:hAnsi="Times New Roman" w:eastAsia="Times New Roman" w:cs="Times New Roman"/>
         </w:rPr>
-        <w:t xml:space="preserve"> Fe</w:t>
-      </w:r>
-      <w:r>
-        <w:rPr>
-          <w:rFonts w:ascii="Times New Roman" w:hAnsi="Times New Roman" w:eastAsia="Times New Roman" w:cs="Times New Roman"/>
-          <w:vertAlign w:val="superscript"/>
-        </w:rPr>
-        <w:t>3+</w:t>
-      </w:r>
-      <w:r>
-        <w:rPr>
-          <w:rFonts w:ascii="Times New Roman" w:hAnsi="Times New Roman" w:eastAsia="Times New Roman" w:cs="Times New Roman"/>
-        </w:rPr>
-        <w:t>、Fe</w:t>
-      </w:r>
-      <w:r>
-        <w:rPr>
-          <w:rFonts w:ascii="Times New Roman" w:hAnsi="Times New Roman" w:eastAsia="Times New Roman" w:cs="Times New Roman"/>
-          <w:vertAlign w:val="superscript"/>
-        </w:rPr>
-        <w:t>2+</w:t>
-      </w:r>
+        <w:t xml:space="preserve"> </w:t>
+      </w:r>
+      <m:oMath>
+        <m:r>
+          <m:t>F</m:t>
+        </m:r>
+        <m:sSup>
+          <m:e>
+            <m:r>
+              <m:t>e</m:t>
+            </m:r>
+          </m:e>
+          <m:sup>
+            <m:r>
+              <m:t>3</m:t>
+            </m:r>
+            <m:r>
+              <m:rPr>
+                <m:sty m:val="p"/>
+              </m:rPr>
+              <m:t>+</m:t>
+            </m:r>
+          </m:sup>
+        </m:sSup>
+      </m:oMath>
+      <w:r>
+        <w:rPr>
+          <w:rFonts w:ascii="Times New Roman" w:hAnsi="Times New Roman" w:eastAsia="Times New Roman" w:cs="Times New Roman"/>
+        </w:rPr>
+        <w:t xml:space="preserve">、</w:t>
+      </w:r>
+      <m:oMath>
+        <m:r>
+          <m:t>F</m:t>
+        </m:r>
+        <m:sSup>
+          <m:e>
+            <m:r>
+              <m:t>e</m:t>
+            </m:r>
+          </m:e>
+          <m:sup>
+            <m:r>
+              <m:t>2</m:t>
+            </m:r>
+            <m:r>
+              <m:rPr>
+                <m:sty m:val="p"/>
+              </m:rPr>
+              <m:t>+</m:t>
+            </m:r>
+          </m:sup>
+        </m:sSup>
+      </m:oMath>
       <w:r>
         <w:rPr>
           <w:rFonts w:ascii="Times New Roman" w:hAnsi="Times New Roman" w:eastAsia="Times New Roman" w:cs="Times New Roman"/>
@@ -18276,28 +18735,66 @@
         <w:rPr>
           <w:rFonts w:ascii="Times New Roman" w:hAnsi="Times New Roman" w:eastAsia="Times New Roman" w:cs="Times New Roman"/>
         </w:rPr>
-        <w:t>C. KMnO</w:t>
-      </w:r>
-      <w:r>
-        <w:rPr>
-          <w:rFonts w:ascii="Times New Roman" w:hAnsi="Times New Roman" w:eastAsia="Times New Roman" w:cs="Times New Roman"/>
-          <w:vertAlign w:val="subscript"/>
-        </w:rPr>
-        <w:t>4</w:t>
-      </w:r>
-      <w:r>
-        <w:rPr>
-          <w:rFonts w:ascii="Times New Roman" w:hAnsi="Times New Roman" w:eastAsia="Times New Roman" w:cs="Times New Roman"/>
-        </w:rPr>
-        <w:t>、ZnCO</w:t>
-      </w:r>
-      <w:r>
-        <w:rPr>
-          <w:rFonts w:ascii="Times New Roman" w:hAnsi="Times New Roman" w:eastAsia="Times New Roman" w:cs="Times New Roman"/>
-          <w:vertAlign w:val="subscript"/>
-        </w:rPr>
-        <w:t>3</w:t>
-      </w:r>
+        <w:t xml:space="preserve">C.</w:t>
+      </w:r>
+      <w:r>
+        <w:rPr>
+          <w:rFonts w:ascii="Times New Roman" w:hAnsi="Times New Roman" w:eastAsia="Times New Roman" w:cs="Times New Roman"/>
+        </w:rPr>
+        <w:t xml:space="preserve"> </w:t>
+      </w:r>
+      <m:oMath>
+        <m:r>
+          <m:t>K</m:t>
+        </m:r>
+        <m:r>
+          <m:t>M</m:t>
+        </m:r>
+        <m:r>
+          <m:t>n</m:t>
+        </m:r>
+        <m:sSub>
+          <m:e>
+            <m:r>
+              <m:t>O</m:t>
+            </m:r>
+          </m:e>
+          <m:sub>
+            <m:r>
+              <m:t>4</m:t>
+            </m:r>
+          </m:sub>
+        </m:sSub>
+      </m:oMath>
+      <w:r>
+        <w:rPr>
+          <w:rFonts w:ascii="Times New Roman" w:hAnsi="Times New Roman" w:eastAsia="Times New Roman" w:cs="Times New Roman"/>
+        </w:rPr>
+        <w:t xml:space="preserve">、</w:t>
+      </w:r>
+      <m:oMath>
+        <m:r>
+          <m:t>Z</m:t>
+        </m:r>
+        <m:r>
+          <m:t>n</m:t>
+        </m:r>
+        <m:r>
+          <m:t>C</m:t>
+        </m:r>
+        <m:sSub>
+          <m:e>
+            <m:r>
+              <m:t>O</m:t>
+            </m:r>
+          </m:e>
+          <m:sub>
+            <m:r>
+              <m:t>3</m:t>
+            </m:r>
+          </m:sub>
+        </m:sSub>
+      </m:oMath>
     </w:p>
     <w:p>
       <w:pPr>
@@ -18473,19 +18970,26 @@
         </w:rPr>
         <w:t xml:space="preserve"> </w:t>
       </w:r>
-      <w:r>
-        <w:rPr>
-          <w:rFonts w:hint="eastAsia" w:ascii="Times New Roman" w:hAnsi="Times New Roman" w:eastAsia="Times New Roman" w:cs="Times New Roman"/>
-        </w:rPr>
-        <w:t>MCl</w:t>
-      </w:r>
-      <w:r>
-        <w:rPr>
-          <w:rFonts w:hint="eastAsia" w:ascii="Times New Roman" w:hAnsi="Times New Roman" w:eastAsia="Times New Roman" w:cs="Times New Roman"/>
-          <w:vertAlign w:val="subscript"/>
-        </w:rPr>
-        <w:t>2</w:t>
-      </w:r>
+      <m:oMath>
+        <m:r>
+          <m:t>M</m:t>
+        </m:r>
+        <m:r>
+          <m:t>C</m:t>
+        </m:r>
+        <m:sSub>
+          <m:e>
+            <m:r>
+              <m:t>l</m:t>
+            </m:r>
+          </m:e>
+          <m:sub>
+            <m:r>
+              <m:t>2</m:t>
+            </m:r>
+          </m:sub>
+        </m:sSub>
+      </m:oMath>
       <w:r>
         <w:rPr>
           <w:rFonts w:hint="eastAsia" w:ascii="Times New Roman" w:hAnsi="Times New Roman" w:eastAsia="Times New Roman" w:cs="Times New Roman"/>
@@ -18502,15 +19006,28 @@
         <w:rPr>
           <w:rFonts w:hint="eastAsia" w:ascii="Times New Roman" w:hAnsi="Times New Roman" w:eastAsia="Times New Roman" w:cs="Times New Roman"/>
         </w:rPr>
-        <w:t>，MCl</w:t>
-      </w:r>
-      <w:r>
-        <w:rPr>
-          <w:rFonts w:hint="eastAsia" w:ascii="Times New Roman" w:hAnsi="Times New Roman" w:eastAsia="Times New Roman" w:cs="Times New Roman"/>
-          <w:vertAlign w:val="subscript"/>
-        </w:rPr>
-        <w:t>2</w:t>
-      </w:r>
+        <w:t>，</w:t>
+      </w:r>
+      <m:oMath>
+        <m:r>
+          <m:t>M</m:t>
+        </m:r>
+        <m:r>
+          <m:t>C</m:t>
+        </m:r>
+        <m:sSub>
+          <m:e>
+            <m:r>
+              <m:t>l</m:t>
+            </m:r>
+          </m:e>
+          <m:sub>
+            <m:r>
+              <m:t>2</m:t>
+            </m:r>
+          </m:sub>
+        </m:sSub>
+      </m:oMath>
       <w:r>
         <w:rPr>
           <w:rFonts w:ascii="Times New Roman" w:hAnsi="Times New Roman" w:eastAsia="Times New Roman" w:cs="Times New Roman"/>
@@ -18783,15 +19300,22 @@
         <w:rPr>
           <w:rFonts w:ascii="Times New Roman" w:hAnsi="Times New Roman" w:eastAsia="Times New Roman" w:cs="Times New Roman"/>
         </w:rPr>
-        <w:t xml:space="preserve"> I</w:t>
-      </w:r>
-      <w:r>
-        <w:rPr>
-          <w:rFonts w:ascii="Times New Roman" w:hAnsi="Times New Roman" w:eastAsia="Times New Roman" w:cs="Times New Roman"/>
-          <w:vertAlign w:val="subscript"/>
-        </w:rPr>
-        <w:t>2</w:t>
-      </w:r>
+        <w:t xml:space="preserve"> </w:t>
+      </w:r>
+      <m:oMath>
+        <m:sSub>
+          <m:e>
+            <m:r>
+              <m:t>I</m:t>
+            </m:r>
+          </m:e>
+          <m:sub>
+            <m:r>
+              <m:t>2</m:t>
+            </m:r>
+          </m:sub>
+        </m:sSub>
+      </m:oMath>
       <w:r>
         <w:rPr>
           <w:rFonts w:ascii="Times New Roman" w:hAnsi="Times New Roman" w:eastAsia="Times New Roman" w:cs="Times New Roman"/>
@@ -18826,15 +19350,22 @@
         <w:rPr>
           <w:rFonts w:hint="eastAsia" w:ascii="Times New Roman" w:hAnsi="Times New Roman" w:eastAsia="Times New Roman" w:cs="Times New Roman"/>
         </w:rPr>
-        <w:t>NaF，I</w:t>
-      </w:r>
-      <w:r>
-        <w:rPr>
-          <w:rFonts w:hint="eastAsia" w:ascii="Times New Roman" w:hAnsi="Times New Roman" w:eastAsia="Times New Roman" w:cs="Times New Roman"/>
-          <w:vertAlign w:val="subscript"/>
-        </w:rPr>
-        <w:t>2</w:t>
-      </w:r>
+        <w:t xml:space="preserve">NaF，</w:t>
+      </w:r>
+      <m:oMath>
+        <m:sSub>
+          <m:e>
+            <m:r>
+              <m:t>I</m:t>
+            </m:r>
+          </m:e>
+          <m:sub>
+            <m:r>
+              <m:t>2</m:t>
+            </m:r>
+          </m:sub>
+        </m:sSub>
+      </m:oMath>
       <w:r>
         <w:rPr>
           <w:rFonts w:ascii="Times New Roman" w:hAnsi="Times New Roman" w:eastAsia="Times New Roman" w:cs="Times New Roman"/>
@@ -18889,19 +19420,23 @@
         </w:rPr>
         <w:t xml:space="preserve"> </w:t>
       </w:r>
-      <w:r>
-        <w:rPr>
-          <w:rFonts w:hint="eastAsia" w:ascii="Times New Roman" w:hAnsi="Times New Roman" w:eastAsia="Times New Roman" w:cs="Times New Roman"/>
-        </w:rPr>
-        <w:t>Cl</w:t>
-      </w:r>
-      <w:r>
-        <w:rPr>
-          <w:rFonts w:hint="eastAsia" w:ascii="Times New Roman" w:hAnsi="Times New Roman" w:eastAsia="Times New Roman" w:cs="Times New Roman"/>
-          <w:vertAlign w:val="subscript"/>
-        </w:rPr>
-        <w:t>2</w:t>
-      </w:r>
+      <m:oMath>
+        <m:r>
+          <m:t>C</m:t>
+        </m:r>
+        <m:sSub>
+          <m:e>
+            <m:r>
+              <m:t>l</m:t>
+            </m:r>
+          </m:e>
+          <m:sub>
+            <m:r>
+              <m:t>2</m:t>
+            </m:r>
+          </m:sub>
+        </m:sSub>
+      </m:oMath>
       <w:r>
         <w:rPr>
           <w:rFonts w:hint="eastAsia" w:ascii="Times New Roman" w:hAnsi="Times New Roman" w:eastAsia="Times New Roman" w:cs="Times New Roman"/>
@@ -18948,15 +19483,31 @@
         <w:rPr>
           <w:rFonts w:ascii="Times New Roman" w:hAnsi="Times New Roman" w:eastAsia="Times New Roman" w:cs="Times New Roman"/>
         </w:rPr>
-        <w:t xml:space="preserve"> BaCl</w:t>
-      </w:r>
-      <w:r>
-        <w:rPr>
-          <w:rFonts w:ascii="Times New Roman" w:hAnsi="Times New Roman" w:eastAsia="Times New Roman" w:cs="Times New Roman"/>
-          <w:vertAlign w:val="subscript"/>
-        </w:rPr>
-        <w:t>2</w:t>
-      </w:r>
+        <w:t xml:space="preserve"> </w:t>
+      </w:r>
+      <m:oMath>
+        <m:r>
+          <m:t>B</m:t>
+        </m:r>
+        <m:r>
+          <m:t>a</m:t>
+        </m:r>
+        <m:r>
+          <m:t>C</m:t>
+        </m:r>
+        <m:sSub>
+          <m:e>
+            <m:r>
+              <m:t>l</m:t>
+            </m:r>
+          </m:e>
+          <m:sub>
+            <m:r>
+              <m:t>2</m:t>
+            </m:r>
+          </m:sub>
+        </m:sSub>
+      </m:oMath>
       <w:r>
         <w:rPr>
           <w:rFonts w:ascii="Times New Roman" w:hAnsi="Times New Roman" w:eastAsia="Times New Roman" w:cs="Times New Roman"/>
@@ -19063,15 +19614,22 @@
         <w:rPr>
           <w:rFonts w:ascii="Times New Roman" w:hAnsi="Times New Roman" w:eastAsia="Times New Roman" w:cs="Times New Roman"/>
         </w:rPr>
-        <w:t xml:space="preserve"> I</w:t>
-      </w:r>
-      <w:r>
-        <w:rPr>
-          <w:rFonts w:ascii="Times New Roman" w:hAnsi="Times New Roman" w:eastAsia="Times New Roman" w:cs="Times New Roman"/>
-          <w:vertAlign w:val="subscript"/>
-        </w:rPr>
-        <w:t>2</w:t>
-      </w:r>
+        <w:t xml:space="preserve"> </w:t>
+      </w:r>
+      <m:oMath>
+        <m:sSub>
+          <m:e>
+            <m:r>
+              <m:t>I</m:t>
+            </m:r>
+          </m:e>
+          <m:sub>
+            <m:r>
+              <m:t>2</m:t>
+            </m:r>
+          </m:sub>
+        </m:sSub>
+      </m:oMath>
       <w:r>
         <w:rPr>
           <w:rFonts w:ascii="Times New Roman" w:hAnsi="Times New Roman" w:eastAsia="Times New Roman" w:cs="Times New Roman"/>
@@ -19100,15 +19658,22 @@
         <w:rPr>
           <w:rFonts w:ascii="Times New Roman" w:hAnsi="Times New Roman" w:eastAsia="Times New Roman" w:cs="Times New Roman"/>
         </w:rPr>
-        <w:t xml:space="preserve"> I</w:t>
-      </w:r>
-      <w:r>
-        <w:rPr>
-          <w:rFonts w:ascii="Times New Roman" w:hAnsi="Times New Roman" w:eastAsia="Times New Roman" w:cs="Times New Roman"/>
-          <w:vertAlign w:val="subscript"/>
-        </w:rPr>
-        <w:t>2</w:t>
-      </w:r>
+        <w:t xml:space="preserve"> </w:t>
+      </w:r>
+      <m:oMath>
+        <m:sSub>
+          <m:e>
+            <m:r>
+              <m:t>I</m:t>
+            </m:r>
+          </m:e>
+          <m:sub>
+            <m:r>
+              <m:t>2</m:t>
+            </m:r>
+          </m:sub>
+        </m:sSub>
+      </m:oMath>
       <w:r>
         <w:rPr>
           <w:rFonts w:ascii="Times New Roman" w:hAnsi="Times New Roman" w:eastAsia="Times New Roman" w:cs="Times New Roman"/>
@@ -21631,7 +22196,7 @@
     <ns0:name ns0:val="Verbatim Char"/>
     <ns0:basedOn ns0:val="BodyTextChar"/>
     <ns0:rPr>
-      <ns0:rFonts ns0:ascii="Times New Roman" ns0:cs="Times New Roman" ns0:eastAsia="FangSong" ns0:hAnsi="Times New Roman"/>
+      <ns0:rFonts ns0:ascii="SimSun" ns0:cs="SimSun" ns0:eastAsia="SimSun" ns0:hAnsi="SimSun"/>
       <ns0:b ns0:val="0"/>
       <ns0:sz ns0:val="20"/>
     </ns0:rPr>
@@ -21685,7 +22250,7 @@
       <w:wordWrap w:val="off"/>
     </w:pPr>
     <ns0:rPr>
-      <w:rFonts ns0:ascii="Times New Roman" ns0:hAnsi="Times New Roman" ns0:eastAsia="FangSong" ns0:cs="Times New Roman"/>
+      <w:rFonts ns0:ascii="SimSun" ns0:hAnsi="SimSun" ns0:eastAsia="SimSun" ns0:cs="SimSun"/>
     </ns0:rPr>
   </w:style>
   <w:style w:type="character" w:customStyle="1" w:styleId="KeywordTok">

--- a/00-首页/题组Word/专项卷/二分册/专项卷VI-学生版.docx
+++ b/00-首页/题组Word/专项卷/二分册/专项卷VI-学生版.docx
@@ -632,6 +632,21 @@
         <w:t xml:space="preserve">​</w:t>
       </w:r>
     </w:p>
+    <w:p>
+      <w:pPr>
+        <w:spacing w:before="0" w:after="0"/>
+      </w:pPr>
+    </w:p>
+    <w:p>
+      <w:pPr>
+        <w:spacing w:before="0" w:after="0"/>
+      </w:pPr>
+    </w:p>
+    <w:p>
+      <w:pPr>
+        <w:spacing w:before="0" w:after="0"/>
+      </w:pPr>
+    </w:p>
     <w:bookmarkEnd w:id="10"/>
     <w:bookmarkStart w:id="11" w:name="第-2-题"/>
     <w:p>
@@ -761,6 +776,8 @@
     <w:p>
       <w:pPr>
         <w:pStyle w:val="BodyText"/>
+        <w:ind w:left="480" w:hanging="480"/>
+        <w:spacing w:after="0"/>
       </w:pPr>
       <w:r>
         <w:rPr>
@@ -860,7 +877,20 @@
         <w:rPr>
           <w:rFonts w:ascii="Times New Roman" w:hAnsi="Times New Roman" w:eastAsia="Times New Roman" w:cs="Times New Roman"/>
         </w:rPr>
-        <w:t xml:space="preserve">　B.</w:t>
+        <w:t xml:space="preserve">　</w:t>
+      </w:r>
+    </w:p>
+    <w:p>
+      <w:pPr>
+        <w:pStyle w:val="BodyText"/>
+        <w:ind w:left="480" w:hanging="480"/>
+        <w:spacing w:before="0" w:after="0"/>
+      </w:pPr>
+      <w:r>
+        <w:rPr>
+          <w:rFonts w:ascii="Times New Roman" w:hAnsi="Times New Roman" w:eastAsia="Times New Roman" w:cs="Times New Roman"/>
+        </w:rPr>
+        <w:t xml:space="preserve">B.</w:t>
       </w:r>
       <w:r>
         <w:rPr>
@@ -963,7 +993,20 @@
         <w:rPr>
           <w:rFonts w:ascii="Times New Roman" w:hAnsi="Times New Roman" w:eastAsia="Times New Roman" w:cs="Times New Roman"/>
         </w:rPr>
-        <w:t xml:space="preserve">　C.</w:t>
+        <w:t xml:space="preserve">　</w:t>
+      </w:r>
+    </w:p>
+    <w:p>
+      <w:pPr>
+        <w:pStyle w:val="BodyText"/>
+        <w:ind w:left="480" w:hanging="480"/>
+        <w:spacing w:before="0" w:after="0"/>
+      </w:pPr>
+      <w:r>
+        <w:rPr>
+          <w:rFonts w:ascii="Times New Roman" w:hAnsi="Times New Roman" w:eastAsia="Times New Roman" w:cs="Times New Roman"/>
+        </w:rPr>
+        <w:t xml:space="preserve">C.</w:t>
       </w:r>
       <w:r>
         <w:rPr>
@@ -1020,7 +1063,20 @@
         <w:rPr>
           <w:rFonts w:ascii="Times New Roman" w:hAnsi="Times New Roman" w:eastAsia="Times New Roman" w:cs="Times New Roman"/>
         </w:rPr>
-        <w:t xml:space="preserve">　D.</w:t>
+        <w:t xml:space="preserve">　</w:t>
+      </w:r>
+    </w:p>
+    <w:p>
+      <w:pPr>
+        <w:pStyle w:val="BodyText"/>
+        <w:ind w:left="480" w:hanging="480"/>
+        <w:spacing w:before="0" w:after="180"/>
+      </w:pPr>
+      <w:r>
+        <w:rPr>
+          <w:rFonts w:ascii="Times New Roman" w:hAnsi="Times New Roman" w:eastAsia="Times New Roman" w:cs="Times New Roman"/>
+        </w:rPr>
+        <w:t xml:space="preserve">D.</w:t>
       </w:r>
       <w:r>
         <w:rPr>
@@ -1129,6 +1185,16 @@
         </m:sSup>
       </m:oMath>
     </w:p>
+    <w:p>
+      <w:pPr>
+        <w:spacing w:before="0" w:after="0"/>
+      </w:pPr>
+    </w:p>
+    <w:p>
+      <w:pPr>
+        <w:spacing w:before="0" w:after="0"/>
+      </w:pPr>
+    </w:p>
     <w:bookmarkEnd w:id="11"/>
     <w:bookmarkStart w:id="12" w:name="第-3-题"/>
     <w:p>
@@ -2194,6 +2260,46 @@
         <w:t xml:space="preserve">。</w:t>
       </w:r>
     </w:p>
+    <w:p>
+      <w:pPr>
+        <w:spacing w:before="0" w:after="0"/>
+      </w:pPr>
+    </w:p>
+    <w:p>
+      <w:pPr>
+        <w:spacing w:before="0" w:after="0"/>
+      </w:pPr>
+    </w:p>
+    <w:p>
+      <w:pPr>
+        <w:spacing w:before="0" w:after="0"/>
+      </w:pPr>
+    </w:p>
+    <w:p>
+      <w:pPr>
+        <w:spacing w:before="0" w:after="0"/>
+      </w:pPr>
+    </w:p>
+    <w:p>
+      <w:pPr>
+        <w:spacing w:before="0" w:after="0"/>
+      </w:pPr>
+    </w:p>
+    <w:p>
+      <w:pPr>
+        <w:spacing w:before="0" w:after="0"/>
+      </w:pPr>
+    </w:p>
+    <w:p>
+      <w:pPr>
+        <w:spacing w:before="0" w:after="0"/>
+      </w:pPr>
+    </w:p>
+    <w:p>
+      <w:pPr>
+        <w:spacing w:before="0" w:after="0"/>
+      </w:pPr>
+    </w:p>
     <w:bookmarkEnd w:id="12"/>
     <w:bookmarkStart w:id="16" w:name="第-4-题"/>
     <w:p>
@@ -2451,7 +2557,7 @@
         </w:rPr>
         <w:drawing>
           <wp:inline>
-            <wp:extent cx="2520000" cy="4306909"/>
+            <wp:extent cx="2497091" cy="4306909"/>
             <wp:effectExtent b="0" l="0" r="0" t="0"/>
             <wp:docPr descr="" title="" id="14" name="Picture"/>
             <a:graphic>
@@ -2472,7 +2578,7 @@
                   <pic:spPr bwMode="auto">
                     <a:xfrm>
                       <a:off x="0" y="0"/>
-                      <a:ext cx="2520000" cy="4306909"/>
+                      <a:ext cx="2497091" cy="4306909"/>
                     </a:xfrm>
                     <a:prstGeom prst="rect">
                       <a:avLst/>
@@ -3292,6 +3398,46 @@
         </w:rPr>
         <w:t>____。</w:t>
       </w:r>
+    </w:p>
+    <w:p>
+      <w:pPr>
+        <w:spacing w:before="0" w:after="0"/>
+      </w:pPr>
+    </w:p>
+    <w:p>
+      <w:pPr>
+        <w:spacing w:before="0" w:after="0"/>
+      </w:pPr>
+    </w:p>
+    <w:p>
+      <w:pPr>
+        <w:spacing w:before="0" w:after="0"/>
+      </w:pPr>
+    </w:p>
+    <w:p>
+      <w:pPr>
+        <w:spacing w:before="0" w:after="0"/>
+      </w:pPr>
+    </w:p>
+    <w:p>
+      <w:pPr>
+        <w:spacing w:before="0" w:after="0"/>
+      </w:pPr>
+    </w:p>
+    <w:p>
+      <w:pPr>
+        <w:spacing w:before="0" w:after="0"/>
+      </w:pPr>
+    </w:p>
+    <w:p>
+      <w:pPr>
+        <w:spacing w:before="0" w:after="0"/>
+      </w:pPr>
+    </w:p>
+    <w:p>
+      <w:pPr>
+        <w:spacing w:before="0" w:after="0"/>
+      </w:pPr>
     </w:p>
     <w:bookmarkEnd w:id="16"/>
     <w:bookmarkStart w:id="20" w:name="第-5-题"/>
@@ -3952,7 +4098,7 @@
         </w:rPr>
         <w:drawing>
           <wp:inline>
-            <wp:extent cx="3600000" cy="2401901"/>
+            <wp:extent cx="3600000" cy="2379081"/>
             <wp:effectExtent b="0" l="0" r="0" t="0"/>
             <wp:docPr descr="" title="" id="18" name="Picture"/>
             <a:graphic>
@@ -3973,7 +4119,7 @@
                   <pic:spPr bwMode="auto">
                     <a:xfrm>
                       <a:off x="0" y="0"/>
-                      <a:ext cx="3600000" cy="2401901"/>
+                      <a:ext cx="3600000" cy="2379081"/>
                     </a:xfrm>
                     <a:prstGeom prst="rect">
                       <a:avLst/>
@@ -4207,6 +4353,16 @@
         <w:t xml:space="preserve">的浓度不会减少</w:t>
       </w:r>
     </w:p>
+    <w:p>
+      <w:pPr>
+        <w:spacing w:before="0" w:after="0"/>
+      </w:pPr>
+    </w:p>
+    <w:p>
+      <w:pPr>
+        <w:spacing w:before="0" w:after="0"/>
+      </w:pPr>
+    </w:p>
     <w:bookmarkEnd w:id="20"/>
     <w:bookmarkStart w:id="21" w:name="第-6-题"/>
     <w:p>
@@ -4737,6 +4893,31 @@
         <w:t>。</w:t>
       </w:r>
     </w:p>
+    <w:p>
+      <w:pPr>
+        <w:spacing w:before="0" w:after="0"/>
+      </w:pPr>
+    </w:p>
+    <w:p>
+      <w:pPr>
+        <w:spacing w:before="0" w:after="0"/>
+      </w:pPr>
+    </w:p>
+    <w:p>
+      <w:pPr>
+        <w:spacing w:before="0" w:after="0"/>
+      </w:pPr>
+    </w:p>
+    <w:p>
+      <w:pPr>
+        <w:spacing w:before="0" w:after="0"/>
+      </w:pPr>
+    </w:p>
+    <w:p>
+      <w:pPr>
+        <w:spacing w:before="0" w:after="0"/>
+      </w:pPr>
+    </w:p>
     <w:bookmarkEnd w:id="21"/>
     <w:bookmarkStart w:id="22" w:name="第-7-题"/>
     <w:p>
@@ -5370,6 +5551,31 @@
         </w:rPr>
         <w:t>）。</w:t>
       </w:r>
+    </w:p>
+    <w:p>
+      <w:pPr>
+        <w:spacing w:before="0" w:after="0"/>
+      </w:pPr>
+    </w:p>
+    <w:p>
+      <w:pPr>
+        <w:spacing w:before="0" w:after="0"/>
+      </w:pPr>
+    </w:p>
+    <w:p>
+      <w:pPr>
+        <w:spacing w:before="0" w:after="0"/>
+      </w:pPr>
+    </w:p>
+    <w:p>
+      <w:pPr>
+        <w:spacing w:before="0" w:after="0"/>
+      </w:pPr>
+    </w:p>
+    <w:p>
+      <w:pPr>
+        <w:spacing w:before="0" w:after="0"/>
+      </w:pPr>
     </w:p>
     <w:bookmarkEnd w:id="22"/>
     <w:bookmarkStart w:id="23" w:name="第-8-题"/>
@@ -7136,6 +7342,46 @@
         </w:rPr>
         <w:t>。</w:t>
       </w:r>
+    </w:p>
+    <w:p>
+      <w:pPr>
+        <w:spacing w:before="0" w:after="0"/>
+      </w:pPr>
+    </w:p>
+    <w:p>
+      <w:pPr>
+        <w:spacing w:before="0" w:after="0"/>
+      </w:pPr>
+    </w:p>
+    <w:p>
+      <w:pPr>
+        <w:spacing w:before="0" w:after="0"/>
+      </w:pPr>
+    </w:p>
+    <w:p>
+      <w:pPr>
+        <w:spacing w:before="0" w:after="0"/>
+      </w:pPr>
+    </w:p>
+    <w:p>
+      <w:pPr>
+        <w:spacing w:before="0" w:after="0"/>
+      </w:pPr>
+    </w:p>
+    <w:p>
+      <w:pPr>
+        <w:spacing w:before="0" w:after="0"/>
+      </w:pPr>
+    </w:p>
+    <w:p>
+      <w:pPr>
+        <w:spacing w:before="0" w:after="0"/>
+      </w:pPr>
+    </w:p>
+    <w:p>
+      <w:pPr>
+        <w:spacing w:before="0" w:after="0"/>
+      </w:pPr>
     </w:p>
     <w:bookmarkEnd w:id="23"/>
     <w:bookmarkStart w:id="24" w:name="第-9-题"/>
@@ -7974,6 +8220,31 @@
         <w:t>）</w:t>
       </w:r>
     </w:p>
+    <w:p>
+      <w:pPr>
+        <w:spacing w:before="0" w:after="0"/>
+      </w:pPr>
+    </w:p>
+    <w:p>
+      <w:pPr>
+        <w:spacing w:before="0" w:after="0"/>
+      </w:pPr>
+    </w:p>
+    <w:p>
+      <w:pPr>
+        <w:spacing w:before="0" w:after="0"/>
+      </w:pPr>
+    </w:p>
+    <w:p>
+      <w:pPr>
+        <w:spacing w:before="0" w:after="0"/>
+      </w:pPr>
+    </w:p>
+    <w:p>
+      <w:pPr>
+        <w:spacing w:before="0" w:after="0"/>
+      </w:pPr>
+    </w:p>
     <w:bookmarkEnd w:id="25"/>
     <w:bookmarkStart w:id="26" w:name="第-10-题"/>
     <w:p>
@@ -8068,6 +8339,8 @@
     <w:p>
       <w:pPr>
         <w:pStyle w:val="FirstParagraph"/>
+        <w:ind w:left="480" w:hanging="480"/>
+        <w:spacing w:after="0"/>
       </w:pPr>
       <w:r>
         <w:rPr>
@@ -8159,6 +8432,13 @@
         </w:rPr>
         <w:t xml:space="preserve"> </w:t>
       </w:r>
+    </w:p>
+    <w:p>
+      <w:pPr>
+        <w:pStyle w:val="FirstParagraph"/>
+        <w:ind w:left="480" w:hanging="480"/>
+        <w:spacing w:before="0" w:after="0"/>
+      </w:pPr>
       <w:r>
         <w:rPr>
           <w:rFonts w:ascii="Times New Roman" w:hAnsi="Times New Roman" w:eastAsia="Times New Roman" w:cs="Times New Roman"/>
@@ -8175,7 +8455,20 @@
         <w:rPr>
           <w:rFonts w:ascii="Times New Roman" w:hAnsi="Times New Roman" w:eastAsia="Times New Roman" w:cs="Times New Roman"/>
         </w:rPr>
-        <w:t xml:space="preserve">　B. </w:t>
+        <w:t xml:space="preserve">　</w:t>
+      </w:r>
+    </w:p>
+    <w:p>
+      <w:pPr>
+        <w:pStyle w:val="FirstParagraph"/>
+        <w:ind w:left="480" w:hanging="480"/>
+        <w:spacing w:before="0" w:after="0"/>
+      </w:pPr>
+      <w:r>
+        <w:rPr>
+          <w:rFonts w:ascii="Times New Roman" w:hAnsi="Times New Roman" w:eastAsia="Times New Roman" w:cs="Times New Roman"/>
+        </w:rPr>
+        <w:t xml:space="preserve">B. </w:t>
       </w:r>
       <w:r>
         <w:rPr>
@@ -8189,6 +8482,13 @@
         </w:rPr>
         <w:t xml:space="preserve"> </w:t>
       </w:r>
+    </w:p>
+    <w:p>
+      <w:pPr>
+        <w:pStyle w:val="FirstParagraph"/>
+        <w:ind w:left="480" w:hanging="480"/>
+        <w:spacing w:before="0" w:after="0"/>
+      </w:pPr>
       <w:r>
         <w:rPr>
           <w:rFonts w:ascii="Times New Roman" w:hAnsi="Times New Roman" w:eastAsia="Times New Roman" w:cs="Times New Roman"/>
@@ -8205,7 +8505,20 @@
         <w:rPr>
           <w:rFonts w:ascii="Times New Roman" w:hAnsi="Times New Roman" w:eastAsia="Times New Roman" w:cs="Times New Roman"/>
         </w:rPr>
-        <w:t xml:space="preserve">　D. </w:t>
+        <w:t xml:space="preserve">　</w:t>
+      </w:r>
+    </w:p>
+    <w:p>
+      <w:pPr>
+        <w:pStyle w:val="FirstParagraph"/>
+        <w:ind w:left="480" w:hanging="480"/>
+        <w:spacing w:before="0" w:after="180"/>
+      </w:pPr>
+      <w:r>
+        <w:rPr>
+          <w:rFonts w:ascii="Times New Roman" w:hAnsi="Times New Roman" w:eastAsia="Times New Roman" w:cs="Times New Roman"/>
+        </w:rPr>
+        <w:t xml:space="preserve">D. </w:t>
       </w:r>
       <w:r>
         <w:rPr>
@@ -8213,6 +8526,16 @@
         </w:rPr>
         <w:t xml:space="preserve">溶液呈橙色</w:t>
       </w:r>
+    </w:p>
+    <w:p>
+      <w:pPr>
+        <w:spacing w:before="0" w:after="0"/>
+      </w:pPr>
+    </w:p>
+    <w:p>
+      <w:pPr>
+        <w:spacing w:before="0" w:after="0"/>
+      </w:pPr>
     </w:p>
     <w:bookmarkEnd w:id="26"/>
     <w:bookmarkStart w:id="30" w:name="第-11-题"/>
@@ -9021,6 +9344,46 @@
         <w:t>：____。</w:t>
       </w:r>
     </w:p>
+    <w:p>
+      <w:pPr>
+        <w:spacing w:before="0" w:after="0"/>
+      </w:pPr>
+    </w:p>
+    <w:p>
+      <w:pPr>
+        <w:spacing w:before="0" w:after="0"/>
+      </w:pPr>
+    </w:p>
+    <w:p>
+      <w:pPr>
+        <w:spacing w:before="0" w:after="0"/>
+      </w:pPr>
+    </w:p>
+    <w:p>
+      <w:pPr>
+        <w:spacing w:before="0" w:after="0"/>
+      </w:pPr>
+    </w:p>
+    <w:p>
+      <w:pPr>
+        <w:spacing w:before="0" w:after="0"/>
+      </w:pPr>
+    </w:p>
+    <w:p>
+      <w:pPr>
+        <w:spacing w:before="0" w:after="0"/>
+      </w:pPr>
+    </w:p>
+    <w:p>
+      <w:pPr>
+        <w:spacing w:before="0" w:after="0"/>
+      </w:pPr>
+    </w:p>
+    <w:p>
+      <w:pPr>
+        <w:spacing w:before="0" w:after="0"/>
+      </w:pPr>
+    </w:p>
     <w:bookmarkEnd w:id="30"/>
     <w:bookmarkStart w:id="34" w:name="第-12-题"/>
     <w:p>
@@ -9365,6 +9728,31 @@
         </w:rPr>
         <w:t xml:space="preserve">_</w:t>
       </w:r>
+    </w:p>
+    <w:p>
+      <w:pPr>
+        <w:spacing w:before="0" w:after="0"/>
+      </w:pPr>
+    </w:p>
+    <w:p>
+      <w:pPr>
+        <w:spacing w:before="0" w:after="0"/>
+      </w:pPr>
+    </w:p>
+    <w:p>
+      <w:pPr>
+        <w:spacing w:before="0" w:after="0"/>
+      </w:pPr>
+    </w:p>
+    <w:p>
+      <w:pPr>
+        <w:spacing w:before="0" w:after="0"/>
+      </w:pPr>
+    </w:p>
+    <w:p>
+      <w:pPr>
+        <w:spacing w:before="0" w:after="0"/>
+      </w:pPr>
     </w:p>
     <w:bookmarkEnd w:id="34"/>
     <w:bookmarkStart w:id="41" w:name="第-13-题"/>
@@ -10100,7 +10488,7 @@
         </w:rPr>
         <w:drawing>
           <wp:inline>
-            <wp:extent cx="3600000" cy="1009970"/>
+            <wp:extent cx="3600000" cy="992375"/>
             <wp:effectExtent b="0" l="0" r="0" t="0"/>
             <wp:docPr descr="" title="" id="39" name="Picture"/>
             <a:graphic>
@@ -10121,7 +10509,7 @@
                   <pic:spPr bwMode="auto">
                     <a:xfrm>
                       <a:off x="0" y="0"/>
-                      <a:ext cx="3600000" cy="1009970"/>
+                      <a:ext cx="3600000" cy="992375"/>
                     </a:xfrm>
                     <a:prstGeom prst="rect">
                       <a:avLst/>
@@ -10366,6 +10754,46 @@
         </w:rPr>
         <w:t>。</w:t>
       </w:r>
+    </w:p>
+    <w:p>
+      <w:pPr>
+        <w:spacing w:before="0" w:after="0"/>
+      </w:pPr>
+    </w:p>
+    <w:p>
+      <w:pPr>
+        <w:spacing w:before="0" w:after="0"/>
+      </w:pPr>
+    </w:p>
+    <w:p>
+      <w:pPr>
+        <w:spacing w:before="0" w:after="0"/>
+      </w:pPr>
+    </w:p>
+    <w:p>
+      <w:pPr>
+        <w:spacing w:before="0" w:after="0"/>
+      </w:pPr>
+    </w:p>
+    <w:p>
+      <w:pPr>
+        <w:spacing w:before="0" w:after="0"/>
+      </w:pPr>
+    </w:p>
+    <w:p>
+      <w:pPr>
+        <w:spacing w:before="0" w:after="0"/>
+      </w:pPr>
+    </w:p>
+    <w:p>
+      <w:pPr>
+        <w:spacing w:before="0" w:after="0"/>
+      </w:pPr>
+    </w:p>
+    <w:p>
+      <w:pPr>
+        <w:spacing w:before="0" w:after="0"/>
+      </w:pPr>
     </w:p>
     <w:bookmarkEnd w:id="41"/>
     <w:bookmarkStart w:id="48" w:name="第-14-题"/>
@@ -11270,6 +11698,46 @@
         </m:r>
       </m:oMath>
     </w:p>
+    <w:p>
+      <w:pPr>
+        <w:spacing w:before="0" w:after="0"/>
+      </w:pPr>
+    </w:p>
+    <w:p>
+      <w:pPr>
+        <w:spacing w:before="0" w:after="0"/>
+      </w:pPr>
+    </w:p>
+    <w:p>
+      <w:pPr>
+        <w:spacing w:before="0" w:after="0"/>
+      </w:pPr>
+    </w:p>
+    <w:p>
+      <w:pPr>
+        <w:spacing w:before="0" w:after="0"/>
+      </w:pPr>
+    </w:p>
+    <w:p>
+      <w:pPr>
+        <w:spacing w:before="0" w:after="0"/>
+      </w:pPr>
+    </w:p>
+    <w:p>
+      <w:pPr>
+        <w:spacing w:before="0" w:after="0"/>
+      </w:pPr>
+    </w:p>
+    <w:p>
+      <w:pPr>
+        <w:spacing w:before="0" w:after="0"/>
+      </w:pPr>
+    </w:p>
+    <w:p>
+      <w:pPr>
+        <w:spacing w:before="0" w:after="0"/>
+      </w:pPr>
+    </w:p>
     <w:bookmarkEnd w:id="48"/>
     <w:bookmarkStart w:id="49" w:name="第-15-题"/>
     <w:p>
@@ -11399,10 +11867,6 @@
     <w:p>
       <w:pPr>
         <w:pStyle w:val="Compact"/>
-        <w:numPr>
-          <w:ilvl w:val="0"/>
-          <w:numId w:val="1014"/>
-        </w:numPr>
       </w:pPr>
       <m:oMath>
         <m:oMathPr>
@@ -11584,6 +12048,21 @@
           </m:sub>
         </m:sSub>
       </m:oMath>
+    </w:p>
+    <w:p>
+      <w:pPr>
+        <w:spacing w:before="0" w:after="0"/>
+      </w:pPr>
+    </w:p>
+    <w:p>
+      <w:pPr>
+        <w:spacing w:before="0" w:after="0"/>
+      </w:pPr>
+    </w:p>
+    <w:p>
+      <w:pPr>
+        <w:spacing w:before="0" w:after="0"/>
+      </w:pPr>
     </w:p>
     <w:bookmarkEnd w:id="49"/>
     <w:bookmarkStart w:id="53" w:name="第-16-题"/>
@@ -12469,7 +12948,7 @@
         </w:rPr>
         <w:drawing>
           <wp:inline>
-            <wp:extent cx="3240000" cy="2758871"/>
+            <wp:extent cx="3240000" cy="2740602"/>
             <wp:effectExtent b="0" l="0" r="0" t="0"/>
             <wp:docPr descr="" title="" id="51" name="Picture"/>
             <a:graphic>
@@ -12490,7 +12969,7 @@
                   <pic:spPr bwMode="auto">
                     <a:xfrm>
                       <a:off x="0" y="0"/>
-                      <a:ext cx="3240000" cy="2758871"/>
+                      <a:ext cx="3240000" cy="2740602"/>
                     </a:xfrm>
                     <a:prstGeom prst="rect">
                       <a:avLst/>
@@ -12585,6 +13064,8 @@
           <w:ilvl w:val="0"/>
           <w:numId w:val="1015"/>
         </w:numPr>
+        <w:ind w:left="480" w:hanging="480"/>
+        <w:spacing w:after="0"/>
       </w:pPr>
       <w:r>
         <w:rPr>
@@ -12627,66 +13108,6 @@
           <w:rFonts w:ascii="Times New Roman" w:hAnsi="Times New Roman" w:eastAsia="Times New Roman" w:cs="Times New Roman"/>
         </w:rPr>
         <w:t xml:space="preserve"> </w:t>
-      </w:r>
-      <w:r>
-        <w:rPr>
-          <w:rFonts w:ascii="Times New Roman" w:hAnsi="Times New Roman" w:eastAsia="Times New Roman" w:cs="Times New Roman"/>
-        </w:rPr>
-        <w:t xml:space="preserve">A. </w:t>
-      </w:r>
-      <w:r>
-        <w:rPr>
-          <w:rFonts w:hint="eastAsia" w:ascii="Times New Roman" w:hAnsi="Times New Roman" w:eastAsia="FangSong" w:cs="Times New Roman"/>
-        </w:rPr>
-        <w:t xml:space="preserve">约</w:t>
-      </w:r>
-      <w:r>
-        <w:rPr>
-          <w:rFonts w:ascii="Times New Roman" w:hAnsi="Times New Roman" w:eastAsia="Times New Roman" w:cs="Times New Roman"/>
-        </w:rPr>
-        <w:t xml:space="preserve"> 10 mL　B. </w:t>
-      </w:r>
-      <w:r>
-        <w:rPr>
-          <w:rFonts w:hint="eastAsia" w:ascii="Times New Roman" w:hAnsi="Times New Roman" w:eastAsia="FangSong" w:cs="Times New Roman"/>
-        </w:rPr>
-        <w:t xml:space="preserve">约</w:t>
-      </w:r>
-      <w:r>
-        <w:rPr>
-          <w:rFonts w:ascii="Times New Roman" w:hAnsi="Times New Roman" w:eastAsia="Times New Roman" w:cs="Times New Roman"/>
-        </w:rPr>
-        <w:t xml:space="preserve"> 20 mL　C. </w:t>
-      </w:r>
-      <w:r>
-        <w:rPr>
-          <w:rFonts w:hint="eastAsia" w:ascii="Times New Roman" w:hAnsi="Times New Roman" w:eastAsia="FangSong" w:cs="Times New Roman"/>
-        </w:rPr>
-        <w:t xml:space="preserve">约</w:t>
-      </w:r>
-      <w:r>
-        <w:rPr>
-          <w:rFonts w:ascii="Times New Roman" w:hAnsi="Times New Roman" w:eastAsia="Times New Roman" w:cs="Times New Roman"/>
-        </w:rPr>
-        <w:t xml:space="preserve"> 30 mL</w:t>
-      </w:r>
-      <w:r>
-        <w:rPr>
-          <w:rFonts w:ascii="Times New Roman" w:hAnsi="Times New Roman" w:eastAsia="Times New Roman" w:cs="Times New Roman"/>
-        </w:rPr>
-        <w:t xml:space="preserve"> </w:t>
-      </w:r>
-      <w:r>
-        <w:rPr>
-          <w:rFonts w:hint="eastAsia" w:ascii="Times New Roman" w:hAnsi="Times New Roman" w:eastAsia="FangSong" w:cs="Times New Roman"/>
-        </w:rPr>
-        <w:t>其理由是</w:t>
-      </w:r>
-      <w:r>
-        <w:rPr>
-          <w:rFonts w:hint="eastAsia" w:ascii="Times New Roman" w:hAnsi="Times New Roman" w:eastAsia="Times New Roman" w:cs="Times New Roman"/>
-        </w:rPr>
-        <w:t>____；</w:t>
       </w:r>
     </w:p>
     <w:p>
@@ -12695,6 +13116,108 @@
           <w:ilvl w:val="0"/>
           <w:numId w:val="1015"/>
         </w:numPr>
+        <w:ind w:left="480" w:hanging="480"/>
+        <w:spacing w:before="0" w:after="0"/>
+      </w:pPr>
+      <w:r>
+        <w:rPr>
+          <w:rFonts w:ascii="Times New Roman" w:hAnsi="Times New Roman" w:eastAsia="Times New Roman" w:cs="Times New Roman"/>
+        </w:rPr>
+        <w:t xml:space="preserve">A. </w:t>
+      </w:r>
+      <w:r>
+        <w:rPr>
+          <w:rFonts w:hint="eastAsia" w:ascii="Times New Roman" w:hAnsi="Times New Roman" w:eastAsia="FangSong" w:cs="Times New Roman"/>
+        </w:rPr>
+        <w:t xml:space="preserve">约</w:t>
+      </w:r>
+      <w:r>
+        <w:rPr>
+          <w:rFonts w:ascii="Times New Roman" w:hAnsi="Times New Roman" w:eastAsia="Times New Roman" w:cs="Times New Roman"/>
+        </w:rPr>
+        <w:t xml:space="preserve"> 10 mL　</w:t>
+      </w:r>
+    </w:p>
+    <w:p>
+      <w:pPr>
+        <w:numPr>
+          <w:ilvl w:val="0"/>
+          <w:numId w:val="1015"/>
+        </w:numPr>
+        <w:ind w:left="480" w:hanging="480"/>
+        <w:spacing w:before="0" w:after="0"/>
+      </w:pPr>
+      <w:r>
+        <w:rPr>
+          <w:rFonts w:ascii="Times New Roman" w:hAnsi="Times New Roman" w:eastAsia="Times New Roman" w:cs="Times New Roman"/>
+        </w:rPr>
+        <w:t xml:space="preserve">B. </w:t>
+      </w:r>
+      <w:r>
+        <w:rPr>
+          <w:rFonts w:hint="eastAsia" w:ascii="Times New Roman" w:hAnsi="Times New Roman" w:eastAsia="FangSong" w:cs="Times New Roman"/>
+        </w:rPr>
+        <w:t xml:space="preserve">约</w:t>
+      </w:r>
+      <w:r>
+        <w:rPr>
+          <w:rFonts w:ascii="Times New Roman" w:hAnsi="Times New Roman" w:eastAsia="Times New Roman" w:cs="Times New Roman"/>
+        </w:rPr>
+        <w:t xml:space="preserve"> 20 mL　</w:t>
+      </w:r>
+    </w:p>
+    <w:p>
+      <w:pPr>
+        <w:numPr>
+          <w:ilvl w:val="0"/>
+          <w:numId w:val="1015"/>
+        </w:numPr>
+        <w:ind w:left="480" w:hanging="480"/>
+        <w:spacing w:before="0" w:after="180"/>
+      </w:pPr>
+      <w:r>
+        <w:rPr>
+          <w:rFonts w:ascii="Times New Roman" w:hAnsi="Times New Roman" w:eastAsia="Times New Roman" w:cs="Times New Roman"/>
+        </w:rPr>
+        <w:t xml:space="preserve">C. </w:t>
+      </w:r>
+      <w:r>
+        <w:rPr>
+          <w:rFonts w:hint="eastAsia" w:ascii="Times New Roman" w:hAnsi="Times New Roman" w:eastAsia="FangSong" w:cs="Times New Roman"/>
+        </w:rPr>
+        <w:t xml:space="preserve">约</w:t>
+      </w:r>
+      <w:r>
+        <w:rPr>
+          <w:rFonts w:ascii="Times New Roman" w:hAnsi="Times New Roman" w:eastAsia="Times New Roman" w:cs="Times New Roman"/>
+        </w:rPr>
+        <w:t xml:space="preserve"> 30 mL</w:t>
+      </w:r>
+      <w:r>
+        <w:rPr>
+          <w:rFonts w:ascii="Times New Roman" w:hAnsi="Times New Roman" w:eastAsia="Times New Roman" w:cs="Times New Roman"/>
+        </w:rPr>
+        <w:t xml:space="preserve"> </w:t>
+      </w:r>
+      <w:r>
+        <w:rPr>
+          <w:rFonts w:hint="eastAsia" w:ascii="Times New Roman" w:hAnsi="Times New Roman" w:eastAsia="FangSong" w:cs="Times New Roman"/>
+        </w:rPr>
+        <w:t>其理由是</w:t>
+      </w:r>
+      <w:r>
+        <w:rPr>
+          <w:rFonts w:hint="eastAsia" w:ascii="Times New Roman" w:hAnsi="Times New Roman" w:eastAsia="Times New Roman" w:cs="Times New Roman"/>
+        </w:rPr>
+        <w:t>____；</w:t>
+      </w:r>
+    </w:p>
+    <w:p>
+      <w:pPr>
+        <w:numPr>
+          <w:ilvl w:val="0"/>
+          <w:numId w:val="1015"/>
+        </w:numPr>
       </w:pPr>
       <w:r>
         <w:rPr>
@@ -12836,6 +13359,8 @@
     <w:p>
       <w:pPr>
         <w:pStyle w:val="BodyText"/>
+        <w:ind w:left="480" w:hanging="480"/>
+        <w:spacing w:after="0"/>
       </w:pPr>
       <w:r>
         <w:rPr>
@@ -13047,7 +13572,20 @@
         <w:rPr>
           <w:rFonts w:hint="eastAsia" w:ascii="Times New Roman" w:hAnsi="Times New Roman" w:eastAsia="Times New Roman" w:cs="Times New Roman"/>
         </w:rPr>
-        <w:t>：(A)</w:t>
+        <w:t>：</w:t>
+      </w:r>
+    </w:p>
+    <w:p>
+      <w:pPr>
+        <w:pStyle w:val="BodyText"/>
+        <w:ind w:left="480" w:hanging="480"/>
+        <w:spacing w:before="0" w:after="0"/>
+      </w:pPr>
+      <w:r>
+        <w:rPr>
+          <w:rFonts w:hint="eastAsia" w:ascii="Times New Roman" w:hAnsi="Times New Roman" w:eastAsia="Times New Roman" w:cs="Times New Roman"/>
+        </w:rPr>
+        <w:t>(A)</w:t>
       </w:r>
       <w:r>
         <w:rPr>
@@ -13153,7 +13691,20 @@
         <w:rPr>
           <w:rFonts w:hint="eastAsia" w:ascii="Times New Roman" w:hAnsi="Times New Roman" w:eastAsia="Times New Roman" w:cs="Times New Roman"/>
         </w:rPr>
-        <w:t>；(B)</w:t>
+        <w:t>；</w:t>
+      </w:r>
+    </w:p>
+    <w:p>
+      <w:pPr>
+        <w:pStyle w:val="BodyText"/>
+        <w:ind w:left="480" w:hanging="480"/>
+        <w:spacing w:before="0" w:after="0"/>
+      </w:pPr>
+      <w:r>
+        <w:rPr>
+          <w:rFonts w:hint="eastAsia" w:ascii="Times New Roman" w:hAnsi="Times New Roman" w:eastAsia="Times New Roman" w:cs="Times New Roman"/>
+        </w:rPr>
+        <w:t>(B)</w:t>
       </w:r>
       <w:r>
         <w:rPr>
@@ -13171,7 +13722,20 @@
         <w:rPr>
           <w:rFonts w:hint="eastAsia" w:ascii="Times New Roman" w:hAnsi="Times New Roman" w:eastAsia="Times New Roman" w:cs="Times New Roman"/>
         </w:rPr>
-        <w:t>；(C)</w:t>
+        <w:t>；</w:t>
+      </w:r>
+    </w:p>
+    <w:p>
+      <w:pPr>
+        <w:pStyle w:val="BodyText"/>
+        <w:ind w:left="480" w:hanging="480"/>
+        <w:spacing w:before="0" w:after="0"/>
+      </w:pPr>
+      <w:r>
+        <w:rPr>
+          <w:rFonts w:hint="eastAsia" w:ascii="Times New Roman" w:hAnsi="Times New Roman" w:eastAsia="Times New Roman" w:cs="Times New Roman"/>
+        </w:rPr>
+        <w:t>(C)</w:t>
       </w:r>
       <w:r>
         <w:rPr>
@@ -13256,7 +13820,20 @@
         <w:rPr>
           <w:rFonts w:hint="eastAsia" w:ascii="Times New Roman" w:hAnsi="Times New Roman" w:eastAsia="Times New Roman" w:cs="Times New Roman"/>
         </w:rPr>
-        <w:t>；(D)</w:t>
+        <w:t>；</w:t>
+      </w:r>
+    </w:p>
+    <w:p>
+      <w:pPr>
+        <w:pStyle w:val="BodyText"/>
+        <w:ind w:left="480" w:hanging="480"/>
+        <w:spacing w:before="0" w:after="180"/>
+      </w:pPr>
+      <w:r>
+        <w:rPr>
+          <w:rFonts w:hint="eastAsia" w:ascii="Times New Roman" w:hAnsi="Times New Roman" w:eastAsia="Times New Roman" w:cs="Times New Roman"/>
+        </w:rPr>
+        <w:t>(D)</w:t>
       </w:r>
       <w:r>
         <w:rPr>
@@ -13540,6 +14117,16 @@
         <w:t>。</w:t>
       </w:r>
     </w:p>
+    <w:p>
+      <w:pPr>
+        <w:spacing w:before="0" w:after="0"/>
+      </w:pPr>
+    </w:p>
+    <w:p>
+      <w:pPr>
+        <w:spacing w:before="0" w:after="0"/>
+      </w:pPr>
+    </w:p>
     <w:bookmarkEnd w:id="53"/>
     <w:bookmarkStart w:id="57" w:name="第-17-题"/>
     <w:p>
@@ -13666,7 +14253,7 @@
         </w:rPr>
         <w:drawing>
           <wp:inline>
-            <wp:extent cx="2870200" cy="2971800"/>
+            <wp:extent cx="2870200" cy="2857500"/>
             <wp:effectExtent b="0" l="0" r="0" t="0"/>
             <wp:docPr descr="" title="" id="55" name="Picture"/>
             <a:graphic>
@@ -13687,7 +14274,7 @@
                   <pic:spPr bwMode="auto">
                     <a:xfrm>
                       <a:off x="0" y="0"/>
-                      <a:ext cx="2870200" cy="2971800"/>
+                      <a:ext cx="2870200" cy="2857500"/>
                     </a:xfrm>
                     <a:prstGeom prst="rect">
                       <a:avLst/>
@@ -13765,6 +14352,31 @@
         </w:rPr>
         <w:t>____。</w:t>
       </w:r>
+    </w:p>
+    <w:p>
+      <w:pPr>
+        <w:spacing w:before="0" w:after="0"/>
+      </w:pPr>
+    </w:p>
+    <w:p>
+      <w:pPr>
+        <w:spacing w:before="0" w:after="0"/>
+      </w:pPr>
+    </w:p>
+    <w:p>
+      <w:pPr>
+        <w:spacing w:before="0" w:after="0"/>
+      </w:pPr>
+    </w:p>
+    <w:p>
+      <w:pPr>
+        <w:spacing w:before="0" w:after="0"/>
+      </w:pPr>
+    </w:p>
+    <w:p>
+      <w:pPr>
+        <w:spacing w:before="0" w:after="0"/>
+      </w:pPr>
     </w:p>
     <w:bookmarkEnd w:id="57"/>
     <w:bookmarkStart w:id="67" w:name="第-18-题"/>
@@ -14873,6 +15485,8 @@
     <w:p>
       <w:pPr>
         <w:pStyle w:val="BodyText"/>
+        <w:ind w:left="480" w:hanging="480"/>
+        <w:spacing w:after="0"/>
       </w:pPr>
       <w:r>
         <w:rPr>
@@ -14892,6 +15506,13 @@
         </w:rPr>
         <w:t xml:space="preserve"> </w:t>
       </w:r>
+    </w:p>
+    <w:p>
+      <w:pPr>
+        <w:pStyle w:val="BodyText"/>
+        <w:ind w:left="480" w:hanging="480"/>
+        <w:spacing w:before="0" w:after="0"/>
+      </w:pPr>
       <w:r>
         <w:rPr>
           <w:rFonts w:ascii="Times New Roman" w:hAnsi="Times New Roman" w:eastAsia="Times New Roman" w:cs="Times New Roman"/>
@@ -14928,6 +15549,13 @@
         </w:rPr>
         <w:t xml:space="preserve"> </w:t>
       </w:r>
+    </w:p>
+    <w:p>
+      <w:pPr>
+        <w:pStyle w:val="BodyText"/>
+        <w:ind w:left="480" w:hanging="480"/>
+        <w:spacing w:before="0" w:after="0"/>
+      </w:pPr>
       <w:r>
         <w:rPr>
           <w:rFonts w:ascii="Times New Roman" w:hAnsi="Times New Roman" w:eastAsia="Times New Roman" w:cs="Times New Roman"/>
@@ -14946,6 +15574,13 @@
         </w:rPr>
         <w:t xml:space="preserve"> </w:t>
       </w:r>
+    </w:p>
+    <w:p>
+      <w:pPr>
+        <w:pStyle w:val="BodyText"/>
+        <w:ind w:left="480" w:hanging="480"/>
+        <w:spacing w:before="0" w:after="180"/>
+      </w:pPr>
       <w:r>
         <w:rPr>
           <w:rFonts w:ascii="Times New Roman" w:hAnsi="Times New Roman" w:eastAsia="Times New Roman" w:cs="Times New Roman"/>
@@ -15059,6 +15694,16 @@
         </w:rPr>
         <w:t>________。</w:t>
       </w:r>
+    </w:p>
+    <w:p>
+      <w:pPr>
+        <w:spacing w:before="0" w:after="0"/>
+      </w:pPr>
+    </w:p>
+    <w:p>
+      <w:pPr>
+        <w:spacing w:before="0" w:after="0"/>
+      </w:pPr>
     </w:p>
     <w:bookmarkEnd w:id="67"/>
     <w:bookmarkStart w:id="80" w:name="第-19-题"/>
@@ -16106,7 +16751,7 @@
         </w:rPr>
         <w:drawing>
           <wp:inline>
-            <wp:extent cx="3600000" cy="801980"/>
+            <wp:extent cx="3591088" cy="801980"/>
             <wp:effectExtent b="0" l="0" r="0" t="0"/>
             <wp:docPr descr="" title="" id="75" name="Picture"/>
             <a:graphic>
@@ -16127,7 +16772,7 @@
                   <pic:spPr bwMode="auto">
                     <a:xfrm>
                       <a:off x="0" y="0"/>
-                      <a:ext cx="3600000" cy="801980"/>
+                      <a:ext cx="3591088" cy="801980"/>
                     </a:xfrm>
                     <a:prstGeom prst="rect">
                       <a:avLst/>
@@ -16158,7 +16803,7 @@
         </w:rPr>
         <w:drawing>
           <wp:inline>
-            <wp:extent cx="3600000" cy="953093"/>
+            <wp:extent cx="3594818" cy="953093"/>
             <wp:effectExtent b="0" l="0" r="0" t="0"/>
             <wp:docPr descr="" title="" id="78" name="Picture"/>
             <a:graphic>
@@ -16179,7 +16824,7 @@
                   <pic:spPr bwMode="auto">
                     <a:xfrm>
                       <a:off x="0" y="0"/>
-                      <a:ext cx="3600000" cy="953093"/>
+                      <a:ext cx="3594818" cy="953093"/>
                     </a:xfrm>
                     <a:prstGeom prst="rect">
                       <a:avLst/>
@@ -16197,6 +16842,46 @@
           </wp:inline>
         </w:drawing>
       </w:r>
+    </w:p>
+    <w:p>
+      <w:pPr>
+        <w:spacing w:before="0" w:after="0"/>
+      </w:pPr>
+    </w:p>
+    <w:p>
+      <w:pPr>
+        <w:spacing w:before="0" w:after="0"/>
+      </w:pPr>
+    </w:p>
+    <w:p>
+      <w:pPr>
+        <w:spacing w:before="0" w:after="0"/>
+      </w:pPr>
+    </w:p>
+    <w:p>
+      <w:pPr>
+        <w:spacing w:before="0" w:after="0"/>
+      </w:pPr>
+    </w:p>
+    <w:p>
+      <w:pPr>
+        <w:spacing w:before="0" w:after="0"/>
+      </w:pPr>
+    </w:p>
+    <w:p>
+      <w:pPr>
+        <w:spacing w:before="0" w:after="0"/>
+      </w:pPr>
+    </w:p>
+    <w:p>
+      <w:pPr>
+        <w:spacing w:before="0" w:after="0"/>
+      </w:pPr>
+    </w:p>
+    <w:p>
+      <w:pPr>
+        <w:spacing w:before="0" w:after="0"/>
+      </w:pPr>
     </w:p>
     <w:bookmarkEnd w:id="80"/>
     <w:bookmarkStart w:id="81" w:name="第-20-题"/>
@@ -16901,6 +17586,46 @@
         </w:rPr>
         <w:t>。</w:t>
       </w:r>
+    </w:p>
+    <w:p>
+      <w:pPr>
+        <w:spacing w:before="0" w:after="0"/>
+      </w:pPr>
+    </w:p>
+    <w:p>
+      <w:pPr>
+        <w:spacing w:before="0" w:after="0"/>
+      </w:pPr>
+    </w:p>
+    <w:p>
+      <w:pPr>
+        <w:spacing w:before="0" w:after="0"/>
+      </w:pPr>
+    </w:p>
+    <w:p>
+      <w:pPr>
+        <w:spacing w:before="0" w:after="0"/>
+      </w:pPr>
+    </w:p>
+    <w:p>
+      <w:pPr>
+        <w:spacing w:before="0" w:after="0"/>
+      </w:pPr>
+    </w:p>
+    <w:p>
+      <w:pPr>
+        <w:spacing w:before="0" w:after="0"/>
+      </w:pPr>
+    </w:p>
+    <w:p>
+      <w:pPr>
+        <w:spacing w:before="0" w:after="0"/>
+      </w:pPr>
+    </w:p>
+    <w:p>
+      <w:pPr>
+        <w:spacing w:before="0" w:after="0"/>
+      </w:pPr>
     </w:p>
     <w:bookmarkEnd w:id="81"/>
     <w:bookmarkStart w:id="85" w:name="第-21-题"/>
@@ -17717,7 +18442,7 @@
         </w:rPr>
         <w:drawing>
           <wp:inline>
-            <wp:extent cx="3240000" cy="2721093"/>
+            <wp:extent cx="3189374" cy="2721093"/>
             <wp:effectExtent b="0" l="0" r="0" t="0"/>
             <wp:docPr descr="" title="" id="83" name="Picture"/>
             <a:graphic>
@@ -17738,7 +18463,7 @@
                   <pic:spPr bwMode="auto">
                     <a:xfrm>
                       <a:off x="0" y="0"/>
-                      <a:ext cx="3240000" cy="2721093"/>
+                      <a:ext cx="3189374" cy="2721093"/>
                     </a:xfrm>
                     <a:prstGeom prst="rect">
                       <a:avLst/>
@@ -17771,6 +18496,46 @@
         <w:t xml:space="preserve">过程探究</w:t>
       </w:r>
     </w:p>
+    <w:p>
+      <w:pPr>
+        <w:spacing w:before="0" w:after="0"/>
+      </w:pPr>
+    </w:p>
+    <w:p>
+      <w:pPr>
+        <w:spacing w:before="0" w:after="0"/>
+      </w:pPr>
+    </w:p>
+    <w:p>
+      <w:pPr>
+        <w:spacing w:before="0" w:after="0"/>
+      </w:pPr>
+    </w:p>
+    <w:p>
+      <w:pPr>
+        <w:spacing w:before="0" w:after="0"/>
+      </w:pPr>
+    </w:p>
+    <w:p>
+      <w:pPr>
+        <w:spacing w:before="0" w:after="0"/>
+      </w:pPr>
+    </w:p>
+    <w:p>
+      <w:pPr>
+        <w:spacing w:before="0" w:after="0"/>
+      </w:pPr>
+    </w:p>
+    <w:p>
+      <w:pPr>
+        <w:spacing w:before="0" w:after="0"/>
+      </w:pPr>
+    </w:p>
+    <w:p>
+      <w:pPr>
+        <w:spacing w:before="0" w:after="0"/>
+      </w:pPr>
+    </w:p>
     <w:bookmarkEnd w:id="86"/>
     <w:bookmarkStart w:id="90" w:name="第-22-题"/>
     <w:p>
@@ -18028,7 +18793,7 @@
         </w:rPr>
         <w:drawing>
           <wp:inline>
-            <wp:extent cx="3600000" cy="2006837"/>
+            <wp:extent cx="3600000" cy="1996581"/>
             <wp:effectExtent b="0" l="0" r="0" t="0"/>
             <wp:docPr descr="" title="" id="88" name="Picture"/>
             <a:graphic>
@@ -18049,7 +18814,7 @@
                   <pic:spPr bwMode="auto">
                     <a:xfrm>
                       <a:off x="0" y="0"/>
-                      <a:ext cx="3600000" cy="2006837"/>
+                      <a:ext cx="3600000" cy="1996581"/>
                     </a:xfrm>
                     <a:prstGeom prst="rect">
                       <a:avLst/>
@@ -18320,6 +19085,46 @@
         <w:t>）</w:t>
       </w:r>
     </w:p>
+    <w:p>
+      <w:pPr>
+        <w:spacing w:before="0" w:after="0"/>
+      </w:pPr>
+    </w:p>
+    <w:p>
+      <w:pPr>
+        <w:spacing w:before="0" w:after="0"/>
+      </w:pPr>
+    </w:p>
+    <w:p>
+      <w:pPr>
+        <w:spacing w:before="0" w:after="0"/>
+      </w:pPr>
+    </w:p>
+    <w:p>
+      <w:pPr>
+        <w:spacing w:before="0" w:after="0"/>
+      </w:pPr>
+    </w:p>
+    <w:p>
+      <w:pPr>
+        <w:spacing w:before="0" w:after="0"/>
+      </w:pPr>
+    </w:p>
+    <w:p>
+      <w:pPr>
+        <w:spacing w:before="0" w:after="0"/>
+      </w:pPr>
+    </w:p>
+    <w:p>
+      <w:pPr>
+        <w:spacing w:before="0" w:after="0"/>
+      </w:pPr>
+    </w:p>
+    <w:p>
+      <w:pPr>
+        <w:spacing w:before="0" w:after="0"/>
+      </w:pPr>
+    </w:p>
     <w:bookmarkEnd w:id="91"/>
     <w:bookmarkStart w:id="92" w:name="第-23-题"/>
     <w:p>
@@ -18844,6 +19649,16 @@
         </w:rPr>
         <w:t xml:space="preserve">、ZnO</w:t>
       </w:r>
+    </w:p>
+    <w:p>
+      <w:pPr>
+        <w:spacing w:before="0" w:after="0"/>
+      </w:pPr>
+    </w:p>
+    <w:p>
+      <w:pPr>
+        <w:spacing w:before="0" w:after="0"/>
+      </w:pPr>
     </w:p>
     <w:bookmarkEnd w:id="92"/>
     <w:bookmarkStart w:id="93" w:name="第-24-题"/>
@@ -19693,6 +20508,46 @@
         <w:t>。</w:t>
       </w:r>
     </w:p>
+    <w:p>
+      <w:pPr>
+        <w:spacing w:before="0" w:after="0"/>
+      </w:pPr>
+    </w:p>
+    <w:p>
+      <w:pPr>
+        <w:spacing w:before="0" w:after="0"/>
+      </w:pPr>
+    </w:p>
+    <w:p>
+      <w:pPr>
+        <w:spacing w:before="0" w:after="0"/>
+      </w:pPr>
+    </w:p>
+    <w:p>
+      <w:pPr>
+        <w:spacing w:before="0" w:after="0"/>
+      </w:pPr>
+    </w:p>
+    <w:p>
+      <w:pPr>
+        <w:spacing w:before="0" w:after="0"/>
+      </w:pPr>
+    </w:p>
+    <w:p>
+      <w:pPr>
+        <w:spacing w:before="0" w:after="0"/>
+      </w:pPr>
+    </w:p>
+    <w:p>
+      <w:pPr>
+        <w:spacing w:before="0" w:after="0"/>
+      </w:pPr>
+    </w:p>
+    <w:p>
+      <w:pPr>
+        <w:spacing w:before="0" w:after="0"/>
+      </w:pPr>
+    </w:p>
     <w:bookmarkEnd w:id="93"/>
     <w:bookmarkStart w:id="94" w:name="第-25-题"/>
     <w:p>
@@ -20115,6 +20970,31 @@
         </w:rPr>
         <w:t>：O：16.0，K：39.0，Mn：54.9</w:t>
       </w:r>
+    </w:p>
+    <w:p>
+      <w:pPr>
+        <w:spacing w:before="0" w:after="0"/>
+      </w:pPr>
+    </w:p>
+    <w:p>
+      <w:pPr>
+        <w:spacing w:before="0" w:after="0"/>
+      </w:pPr>
+    </w:p>
+    <w:p>
+      <w:pPr>
+        <w:spacing w:before="0" w:after="0"/>
+      </w:pPr>
+    </w:p>
+    <w:p>
+      <w:pPr>
+        <w:spacing w:before="0" w:after="0"/>
+      </w:pPr>
+    </w:p>
+    <w:p>
+      <w:pPr>
+        <w:spacing w:before="0" w:after="0"/>
+      </w:pPr>
     </w:p>
     <w:p>
       <w:pPr>

--- a/00-首页/题组Word/专项卷/二分册/专项卷VI-学生版.docx
+++ b/00-首页/题组Word/专项卷/二分册/专项卷VI-学生版.docx
@@ -776,8 +776,8 @@
     <w:p>
       <w:pPr>
         <w:pStyle w:val="BodyText"/>
+        <w:spacing w:before="0" w:after="0"/>
         <w:ind w:left="480" w:hanging="480"/>
-        <w:spacing w:after="0"/>
       </w:pPr>
       <w:r>
         <w:rPr>
@@ -883,8 +883,8 @@
     <w:p>
       <w:pPr>
         <w:pStyle w:val="BodyText"/>
+        <w:spacing w:before="0" w:after="0"/>
         <w:ind w:left="480" w:hanging="480"/>
-        <w:spacing w:before="0" w:after="0"/>
       </w:pPr>
       <w:r>
         <w:rPr>
@@ -999,8 +999,8 @@
     <w:p>
       <w:pPr>
         <w:pStyle w:val="BodyText"/>
+        <w:spacing w:before="0" w:after="0"/>
         <w:ind w:left="480" w:hanging="480"/>
-        <w:spacing w:before="0" w:after="0"/>
       </w:pPr>
       <w:r>
         <w:rPr>
@@ -1069,8 +1069,8 @@
     <w:p>
       <w:pPr>
         <w:pStyle w:val="BodyText"/>
+        <w:spacing w:before="0" w:after="0"/>
         <w:ind w:left="480" w:hanging="480"/>
-        <w:spacing w:before="0" w:after="180"/>
       </w:pPr>
       <w:r>
         <w:rPr>
@@ -4170,6 +4170,7 @@
     <w:p>
       <w:pPr>
         <w:pStyle w:val="BodyText"/>
+        <w:spacing w:before="0" w:after="0"/>
       </w:pPr>
       <w:r>
         <w:rPr>
@@ -4199,6 +4200,7 @@
     <w:p>
       <w:pPr>
         <w:pStyle w:val="BodyText"/>
+        <w:spacing w:before="0" w:after="0"/>
       </w:pPr>
       <w:r>
         <w:rPr>
@@ -4241,6 +4243,7 @@
     <w:p>
       <w:pPr>
         <w:pStyle w:val="BodyText"/>
+        <w:spacing w:before="0" w:after="0"/>
       </w:pPr>
       <w:r>
         <w:rPr>
@@ -4258,6 +4261,7 @@
     <w:p>
       <w:pPr>
         <w:pStyle w:val="BodyText"/>
+        <w:spacing w:before="0" w:after="0"/>
       </w:pPr>
       <w:r>
         <w:rPr>
@@ -7083,6 +7087,14 @@
       <w:tblPr>
         <w:tblStyle w:val="Table"/>
         <w:tblW w:type="auto" w:w="0"/>
+        <w:tblBorders>
+          <w:top w:val="single" w:sz="12" w:space="0" w:color="000000"/>
+          <w:left w:val="none" w:sz="0" w:space="0" w:color="auto"/>
+          <w:bottom w:val="single" w:sz="12" w:space="0" w:color="000000"/>
+          <w:right w:val="none" w:sz="0" w:space="0" w:color="auto"/>
+          <w:insideH w:val="none" w:sz="0" w:space="0" w:color="auto"/>
+          <w:insideV w:val="none" w:sz="0" w:space="0" w:color="auto"/>
+        </w:tblBorders>
         <w:tblLook w:firstRow="1" w:lastRow="0" w:firstColumn="0" w:lastColumn="0" w:noHBand="0" w:noVBand="0" w:val="0020"/>
       </w:tblPr>
       <w:tblGrid>
@@ -7096,7 +7108,11 @@
           <w:tblHeader w:val="on"/>
         </w:trPr>
         <w:tc>
-          <w:tcPr/>
+          <w:tcPr>
+            <w:tcBorders>
+              <w:bottom w:val="single" w:sz="8" w:space="0" w:color="000000"/>
+            </w:tcBorders>
+          </w:tcPr>
           <w:p>
             <w:pPr>
               <w:pStyle w:val="Compact"/>
@@ -7112,7 +7128,11 @@
           </w:p>
         </w:tc>
         <w:tc>
-          <w:tcPr/>
+          <w:tcPr>
+            <w:tcBorders>
+              <w:bottom w:val="single" w:sz="8" w:space="0" w:color="000000"/>
+            </w:tcBorders>
+          </w:tcPr>
           <w:p>
             <w:pPr>
               <w:pStyle w:val="Compact"/>
@@ -7135,7 +7155,11 @@
           </w:p>
         </w:tc>
         <w:tc>
-          <w:tcPr/>
+          <w:tcPr>
+            <w:tcBorders>
+              <w:bottom w:val="single" w:sz="8" w:space="0" w:color="000000"/>
+            </w:tcBorders>
+          </w:tcPr>
           <w:p>
             <w:pPr>
               <w:pStyle w:val="Compact"/>
@@ -7144,7 +7168,11 @@
           </w:p>
         </w:tc>
         <w:tc>
-          <w:tcPr/>
+          <w:tcPr>
+            <w:tcBorders>
+              <w:bottom w:val="single" w:sz="8" w:space="0" w:color="000000"/>
+            </w:tcBorders>
+          </w:tcPr>
           <w:p>
             <w:pPr>
               <w:pStyle w:val="Compact"/>
@@ -8339,8 +8367,8 @@
     <w:p>
       <w:pPr>
         <w:pStyle w:val="FirstParagraph"/>
+        <w:spacing w:before="0" w:after="0"/>
         <w:ind w:left="480" w:hanging="480"/>
-        <w:spacing w:after="0"/>
       </w:pPr>
       <w:r>
         <w:rPr>
@@ -8436,20 +8464,70 @@
     <w:p>
       <w:pPr>
         <w:pStyle w:val="FirstParagraph"/>
+        <w:spacing w:before="0" w:after="0"/>
         <w:ind w:left="480" w:hanging="480"/>
+      </w:pPr>
+      <w:r>
+        <w:rPr>
+          <w:rFonts w:ascii="Times New Roman" w:hAnsi="Times New Roman" w:eastAsia="Times New Roman" w:cs="Times New Roman"/>
+        </w:rPr>
+        <w:t xml:space="preserve">A. </w:t>
+      </w:r>
+      <w:r>
+        <w:rPr>
+          <w:rFonts w:hint="eastAsia" w:ascii="Times New Roman" w:hAnsi="Times New Roman" w:eastAsia="FangSong" w:cs="Times New Roman"/>
+        </w:rPr>
+        <w:t xml:space="preserve">溶液中仍无沉淀</w:t>
+      </w:r>
+      <w:r>
+        <w:rPr>
+          <w:rFonts w:ascii="Times New Roman" w:hAnsi="Times New Roman" w:eastAsia="Times New Roman" w:cs="Times New Roman"/>
+        </w:rPr>
+        <w:t xml:space="preserve">　</w:t>
+      </w:r>
+    </w:p>
+    <w:p>
+      <w:pPr>
+        <w:pStyle w:val="FirstParagraph"/>
         <w:spacing w:before="0" w:after="0"/>
-      </w:pPr>
-      <w:r>
-        <w:rPr>
-          <w:rFonts w:ascii="Times New Roman" w:hAnsi="Times New Roman" w:eastAsia="Times New Roman" w:cs="Times New Roman"/>
-        </w:rPr>
-        <w:t xml:space="preserve">A. </w:t>
-      </w:r>
-      <w:r>
-        <w:rPr>
-          <w:rFonts w:hint="eastAsia" w:ascii="Times New Roman" w:hAnsi="Times New Roman" w:eastAsia="FangSong" w:cs="Times New Roman"/>
-        </w:rPr>
-        <w:t xml:space="preserve">溶液中仍无沉淀</w:t>
+        <w:ind w:left="480" w:hanging="480"/>
+      </w:pPr>
+      <w:r>
+        <w:rPr>
+          <w:rFonts w:ascii="Times New Roman" w:hAnsi="Times New Roman" w:eastAsia="Times New Roman" w:cs="Times New Roman"/>
+        </w:rPr>
+        <w:t xml:space="preserve">B. </w:t>
+      </w:r>
+      <w:r>
+        <w:rPr>
+          <w:rFonts w:hint="eastAsia" w:ascii="Times New Roman" w:hAnsi="Times New Roman" w:eastAsia="FangSong" w:cs="Times New Roman"/>
+        </w:rPr>
+        <w:t xml:space="preserve">溶液中产生白色沉淀</w:t>
+      </w:r>
+      <w:r>
+        <w:rPr>
+          <w:rFonts w:ascii="Times New Roman" w:hAnsi="Times New Roman" w:eastAsia="Times New Roman" w:cs="Times New Roman"/>
+        </w:rPr>
+        <w:t xml:space="preserve"> </w:t>
+      </w:r>
+    </w:p>
+    <w:p>
+      <w:pPr>
+        <w:pStyle w:val="FirstParagraph"/>
+        <w:spacing w:before="0" w:after="0"/>
+        <w:ind w:left="480" w:hanging="480"/>
+      </w:pPr>
+      <w:r>
+        <w:rPr>
+          <w:rFonts w:ascii="Times New Roman" w:hAnsi="Times New Roman" w:eastAsia="Times New Roman" w:cs="Times New Roman"/>
+        </w:rPr>
+        <w:t xml:space="preserve">C. </w:t>
+      </w:r>
+      <w:r>
+        <w:rPr>
+          <w:rFonts w:hint="eastAsia" w:ascii="Times New Roman" w:hAnsi="Times New Roman" w:eastAsia="FangSong" w:cs="Times New Roman"/>
+        </w:rPr>
+        <w:t xml:space="preserve">先产生沉淀后沉淀溶解</w:t>
       </w:r>
       <w:r>
         <w:rPr>
@@ -8461,58 +8539,8 @@
     <w:p>
       <w:pPr>
         <w:pStyle w:val="FirstParagraph"/>
+        <w:spacing w:before="0" w:after="0"/>
         <w:ind w:left="480" w:hanging="480"/>
-        <w:spacing w:before="0" w:after="0"/>
-      </w:pPr>
-      <w:r>
-        <w:rPr>
-          <w:rFonts w:ascii="Times New Roman" w:hAnsi="Times New Roman" w:eastAsia="Times New Roman" w:cs="Times New Roman"/>
-        </w:rPr>
-        <w:t xml:space="preserve">B. </w:t>
-      </w:r>
-      <w:r>
-        <w:rPr>
-          <w:rFonts w:hint="eastAsia" w:ascii="Times New Roman" w:hAnsi="Times New Roman" w:eastAsia="FangSong" w:cs="Times New Roman"/>
-        </w:rPr>
-        <w:t xml:space="preserve">溶液中产生白色沉淀</w:t>
-      </w:r>
-      <w:r>
-        <w:rPr>
-          <w:rFonts w:ascii="Times New Roman" w:hAnsi="Times New Roman" w:eastAsia="Times New Roman" w:cs="Times New Roman"/>
-        </w:rPr>
-        <w:t xml:space="preserve"> </w:t>
-      </w:r>
-    </w:p>
-    <w:p>
-      <w:pPr>
-        <w:pStyle w:val="FirstParagraph"/>
-        <w:ind w:left="480" w:hanging="480"/>
-        <w:spacing w:before="0" w:after="0"/>
-      </w:pPr>
-      <w:r>
-        <w:rPr>
-          <w:rFonts w:ascii="Times New Roman" w:hAnsi="Times New Roman" w:eastAsia="Times New Roman" w:cs="Times New Roman"/>
-        </w:rPr>
-        <w:t xml:space="preserve">C. </w:t>
-      </w:r>
-      <w:r>
-        <w:rPr>
-          <w:rFonts w:hint="eastAsia" w:ascii="Times New Roman" w:hAnsi="Times New Roman" w:eastAsia="FangSong" w:cs="Times New Roman"/>
-        </w:rPr>
-        <w:t xml:space="preserve">先产生沉淀后沉淀溶解</w:t>
-      </w:r>
-      <w:r>
-        <w:rPr>
-          <w:rFonts w:ascii="Times New Roman" w:hAnsi="Times New Roman" w:eastAsia="Times New Roman" w:cs="Times New Roman"/>
-        </w:rPr>
-        <w:t xml:space="preserve">　</w:t>
-      </w:r>
-    </w:p>
-    <w:p>
-      <w:pPr>
-        <w:pStyle w:val="FirstParagraph"/>
-        <w:ind w:left="480" w:hanging="480"/>
-        <w:spacing w:before="0" w:after="180"/>
       </w:pPr>
       <w:r>
         <w:rPr>
@@ -13064,8 +13092,8 @@
           <w:ilvl w:val="0"/>
           <w:numId w:val="1015"/>
         </w:numPr>
+        <w:spacing w:before="0" w:after="0"/>
         <w:ind w:left="480" w:hanging="480"/>
-        <w:spacing w:after="0"/>
       </w:pPr>
       <w:r>
         <w:rPr>
@@ -13116,8 +13144,8 @@
           <w:ilvl w:val="0"/>
           <w:numId w:val="1015"/>
         </w:numPr>
+        <w:spacing w:before="0" w:after="0"/>
         <w:ind w:left="480" w:hanging="480"/>
-        <w:spacing w:before="0" w:after="0"/>
       </w:pPr>
       <w:r>
         <w:rPr>
@@ -13144,8 +13172,8 @@
           <w:ilvl w:val="0"/>
           <w:numId w:val="1015"/>
         </w:numPr>
+        <w:spacing w:before="0" w:after="0"/>
         <w:ind w:left="480" w:hanging="480"/>
-        <w:spacing w:before="0" w:after="0"/>
       </w:pPr>
       <w:r>
         <w:rPr>
@@ -13172,8 +13200,8 @@
           <w:ilvl w:val="0"/>
           <w:numId w:val="1015"/>
         </w:numPr>
+        <w:spacing w:before="0" w:after="0"/>
         <w:ind w:left="480" w:hanging="480"/>
-        <w:spacing w:before="0" w:after="180"/>
       </w:pPr>
       <w:r>
         <w:rPr>
@@ -13359,8 +13387,8 @@
     <w:p>
       <w:pPr>
         <w:pStyle w:val="BodyText"/>
+        <w:spacing w:before="0" w:after="0"/>
         <w:ind w:left="480" w:hanging="480"/>
-        <w:spacing w:after="0"/>
       </w:pPr>
       <w:r>
         <w:rPr>
@@ -13578,8 +13606,8 @@
     <w:p>
       <w:pPr>
         <w:pStyle w:val="BodyText"/>
+        <w:spacing w:before="0" w:after="0"/>
         <w:ind w:left="480" w:hanging="480"/>
-        <w:spacing w:before="0" w:after="0"/>
       </w:pPr>
       <w:r>
         <w:rPr>
@@ -13697,39 +13725,39 @@
     <w:p>
       <w:pPr>
         <w:pStyle w:val="BodyText"/>
+        <w:spacing w:before="0" w:after="0"/>
         <w:ind w:left="480" w:hanging="480"/>
+      </w:pPr>
+      <w:r>
+        <w:rPr>
+          <w:rFonts w:hint="eastAsia" w:ascii="Times New Roman" w:hAnsi="Times New Roman" w:eastAsia="Times New Roman" w:cs="Times New Roman"/>
+        </w:rPr>
+        <w:t>(B)</w:t>
+      </w:r>
+      <w:r>
+        <w:rPr>
+          <w:rFonts w:ascii="Times New Roman" w:hAnsi="Times New Roman" w:eastAsia="Times New Roman" w:cs="Times New Roman"/>
+        </w:rPr>
+        <w:t xml:space="preserve"> </w:t>
+      </w:r>
+      <w:r>
+        <w:rPr>
+          <w:rFonts w:hint="eastAsia" w:ascii="Times New Roman" w:hAnsi="Times New Roman" w:eastAsia="FangSong" w:cs="Times New Roman"/>
+        </w:rPr>
+        <w:t>蒸馏水</w:t>
+      </w:r>
+      <w:r>
+        <w:rPr>
+          <w:rFonts w:hint="eastAsia" w:ascii="Times New Roman" w:hAnsi="Times New Roman" w:eastAsia="Times New Roman" w:cs="Times New Roman"/>
+        </w:rPr>
+        <w:t>；</w:t>
+      </w:r>
+    </w:p>
+    <w:p>
+      <w:pPr>
+        <w:pStyle w:val="BodyText"/>
         <w:spacing w:before="0" w:after="0"/>
-      </w:pPr>
-      <w:r>
-        <w:rPr>
-          <w:rFonts w:hint="eastAsia" w:ascii="Times New Roman" w:hAnsi="Times New Roman" w:eastAsia="Times New Roman" w:cs="Times New Roman"/>
-        </w:rPr>
-        <w:t>(B)</w:t>
-      </w:r>
-      <w:r>
-        <w:rPr>
-          <w:rFonts w:ascii="Times New Roman" w:hAnsi="Times New Roman" w:eastAsia="Times New Roman" w:cs="Times New Roman"/>
-        </w:rPr>
-        <w:t xml:space="preserve"> </w:t>
-      </w:r>
-      <w:r>
-        <w:rPr>
-          <w:rFonts w:hint="eastAsia" w:ascii="Times New Roman" w:hAnsi="Times New Roman" w:eastAsia="FangSong" w:cs="Times New Roman"/>
-        </w:rPr>
-        <w:t>蒸馏水</w:t>
-      </w:r>
-      <w:r>
-        <w:rPr>
-          <w:rFonts w:hint="eastAsia" w:ascii="Times New Roman" w:hAnsi="Times New Roman" w:eastAsia="Times New Roman" w:cs="Times New Roman"/>
-        </w:rPr>
-        <w:t>；</w:t>
-      </w:r>
-    </w:p>
-    <w:p>
-      <w:pPr>
-        <w:pStyle w:val="BodyText"/>
         <w:ind w:left="480" w:hanging="480"/>
-        <w:spacing w:before="0" w:after="0"/>
       </w:pPr>
       <w:r>
         <w:rPr>
@@ -13826,8 +13854,8 @@
     <w:p>
       <w:pPr>
         <w:pStyle w:val="BodyText"/>
+        <w:spacing w:before="0" w:after="0"/>
         <w:ind w:left="480" w:hanging="480"/>
-        <w:spacing w:before="0" w:after="180"/>
       </w:pPr>
       <w:r>
         <w:rPr>
@@ -15485,8 +15513,8 @@
     <w:p>
       <w:pPr>
         <w:pStyle w:val="BodyText"/>
+        <w:spacing w:before="0" w:after="0"/>
         <w:ind w:left="480" w:hanging="480"/>
-        <w:spacing w:after="0"/>
       </w:pPr>
       <w:r>
         <w:rPr>
@@ -15510,38 +15538,63 @@
     <w:p>
       <w:pPr>
         <w:pStyle w:val="BodyText"/>
+        <w:spacing w:before="0" w:after="0"/>
         <w:ind w:left="480" w:hanging="480"/>
+      </w:pPr>
+      <w:r>
+        <w:rPr>
+          <w:rFonts w:ascii="Times New Roman" w:hAnsi="Times New Roman" w:eastAsia="Times New Roman" w:cs="Times New Roman"/>
+        </w:rPr>
+        <w:t xml:space="preserve">B. </w:t>
+      </w:r>
+      <w:r>
+        <w:rPr>
+          <w:rFonts w:hint="eastAsia" w:ascii="Times New Roman" w:hAnsi="Times New Roman" w:eastAsia="Times New Roman" w:cs="Times New Roman"/>
+        </w:rPr>
+        <w:t>Ⅲ</w:t>
+      </w:r>
+      <w:r>
+        <w:rPr>
+          <w:rFonts w:hint="eastAsia" w:ascii="Times New Roman" w:hAnsi="Times New Roman" w:eastAsia="FangSong" w:cs="Times New Roman"/>
+        </w:rPr>
+        <w:t>可被氧化</w:t>
+      </w:r>
+      <w:r>
+        <w:rPr>
+          <w:rFonts w:hint="eastAsia" w:ascii="Times New Roman" w:hAnsi="Times New Roman" w:eastAsia="Times New Roman" w:cs="Times New Roman"/>
+        </w:rPr>
+        <w:t>，Ⅳ</w:t>
+      </w:r>
+      <w:r>
+        <w:rPr>
+          <w:rFonts w:hint="eastAsia" w:ascii="Times New Roman" w:hAnsi="Times New Roman" w:eastAsia="FangSong" w:cs="Times New Roman"/>
+        </w:rPr>
+        <w:t>不可被氧化</w:t>
+      </w:r>
+      <w:r>
+        <w:rPr>
+          <w:rFonts w:ascii="Times New Roman" w:hAnsi="Times New Roman" w:eastAsia="Times New Roman" w:cs="Times New Roman"/>
+        </w:rPr>
+        <w:t xml:space="preserve"> </w:t>
+      </w:r>
+    </w:p>
+    <w:p>
+      <w:pPr>
+        <w:pStyle w:val="BodyText"/>
         <w:spacing w:before="0" w:after="0"/>
-      </w:pPr>
-      <w:r>
-        <w:rPr>
-          <w:rFonts w:ascii="Times New Roman" w:hAnsi="Times New Roman" w:eastAsia="Times New Roman" w:cs="Times New Roman"/>
-        </w:rPr>
-        <w:t xml:space="preserve">B. </w:t>
-      </w:r>
-      <w:r>
-        <w:rPr>
-          <w:rFonts w:hint="eastAsia" w:ascii="Times New Roman" w:hAnsi="Times New Roman" w:eastAsia="Times New Roman" w:cs="Times New Roman"/>
-        </w:rPr>
-        <w:t>Ⅲ</w:t>
-      </w:r>
-      <w:r>
-        <w:rPr>
-          <w:rFonts w:hint="eastAsia" w:ascii="Times New Roman" w:hAnsi="Times New Roman" w:eastAsia="FangSong" w:cs="Times New Roman"/>
-        </w:rPr>
-        <w:t>可被氧化</w:t>
-      </w:r>
-      <w:r>
-        <w:rPr>
-          <w:rFonts w:hint="eastAsia" w:ascii="Times New Roman" w:hAnsi="Times New Roman" w:eastAsia="Times New Roman" w:cs="Times New Roman"/>
-        </w:rPr>
-        <w:t>，Ⅳ</w:t>
-      </w:r>
-      <w:r>
-        <w:rPr>
-          <w:rFonts w:hint="eastAsia" w:ascii="Times New Roman" w:hAnsi="Times New Roman" w:eastAsia="FangSong" w:cs="Times New Roman"/>
-        </w:rPr>
-        <w:t>不可被氧化</w:t>
+        <w:ind w:left="480" w:hanging="480"/>
+      </w:pPr>
+      <w:r>
+        <w:rPr>
+          <w:rFonts w:ascii="Times New Roman" w:hAnsi="Times New Roman" w:eastAsia="Times New Roman" w:cs="Times New Roman"/>
+        </w:rPr>
+        <w:t xml:space="preserve">C. </w:t>
+      </w:r>
+      <w:r>
+        <w:rPr>
+          <w:rFonts w:hint="eastAsia" w:ascii="Times New Roman" w:hAnsi="Times New Roman" w:eastAsia="FangSong" w:cs="Times New Roman"/>
+        </w:rPr>
+        <w:t xml:space="preserve">都溶于水</w:t>
       </w:r>
       <w:r>
         <w:rPr>
@@ -15553,33 +15606,8 @@
     <w:p>
       <w:pPr>
         <w:pStyle w:val="BodyText"/>
+        <w:spacing w:before="0" w:after="0"/>
         <w:ind w:left="480" w:hanging="480"/>
-        <w:spacing w:before="0" w:after="0"/>
-      </w:pPr>
-      <w:r>
-        <w:rPr>
-          <w:rFonts w:ascii="Times New Roman" w:hAnsi="Times New Roman" w:eastAsia="Times New Roman" w:cs="Times New Roman"/>
-        </w:rPr>
-        <w:t xml:space="preserve">C. </w:t>
-      </w:r>
-      <w:r>
-        <w:rPr>
-          <w:rFonts w:hint="eastAsia" w:ascii="Times New Roman" w:hAnsi="Times New Roman" w:eastAsia="FangSong" w:cs="Times New Roman"/>
-        </w:rPr>
-        <w:t xml:space="preserve">都溶于水</w:t>
-      </w:r>
-      <w:r>
-        <w:rPr>
-          <w:rFonts w:ascii="Times New Roman" w:hAnsi="Times New Roman" w:eastAsia="Times New Roman" w:cs="Times New Roman"/>
-        </w:rPr>
-        <w:t xml:space="preserve"> </w:t>
-      </w:r>
-    </w:p>
-    <w:p>
-      <w:pPr>
-        <w:pStyle w:val="BodyText"/>
-        <w:ind w:left="480" w:hanging="480"/>
-        <w:spacing w:before="0" w:after="180"/>
       </w:pPr>
       <w:r>
         <w:rPr>
@@ -19501,6 +19529,7 @@
     <w:p>
       <w:pPr>
         <w:pStyle w:val="BodyText"/>
+        <w:spacing w:before="0" w:after="0"/>
       </w:pPr>
       <w:r>
         <w:rPr>
@@ -19518,6 +19547,7 @@
     <w:p>
       <w:pPr>
         <w:pStyle w:val="BodyText"/>
+        <w:spacing w:before="0" w:after="0"/>
       </w:pPr>
       <w:r>
         <w:rPr>
@@ -19535,6 +19565,7 @@
     <w:p>
       <w:pPr>
         <w:pStyle w:val="BodyText"/>
+        <w:spacing w:before="0" w:after="0"/>
       </w:pPr>
       <w:r>
         <w:rPr>
@@ -19604,6 +19635,7 @@
     <w:p>
       <w:pPr>
         <w:pStyle w:val="BodyText"/>
+        <w:spacing w:before="0" w:after="0"/>
       </w:pPr>
       <w:r>
         <w:rPr>
@@ -22473,7 +22505,7 @@
     <ns0:rPr>
       <ns0:rFonts ns0:ascii="Times New Roman" ns0:cs="Times New Roman" ns0:eastAsia="SimHei" ns0:hAnsi="Times New Roman"/>
       <ns0:b/>
-      <ns0:color ns0:val="17324D"/>
+      <ns0:color ns0:val="000000"/>
       <ns0:sz ns0:val="44"/>
       <ns0:szCs ns0:val="56"/>
     </ns0:rPr>
@@ -22615,7 +22647,7 @@
     <ns0:rPr>
       <ns0:rFonts ns0:ascii="Times New Roman" ns0:cs="Times New Roman" ns0:eastAsia="SimHei" ns0:hAnsi="Times New Roman"/>
       <ns0:b/>
-      <ns0:color ns0:val="17324D"/>
+      <ns0:color ns0:val="000000"/>
       <ns0:sz ns0:val="32"/>
       <ns0:szCs ns0:val="40"/>
     </ns0:rPr>
@@ -22639,7 +22671,7 @@
     <ns0:rPr>
       <ns0:rFonts ns0:ascii="Times New Roman" ns0:cs="Times New Roman" ns0:eastAsia="SimHei" ns0:hAnsi="Times New Roman"/>
       <ns0:b/>
-      <ns0:color ns0:val="17324D"/>
+      <ns0:color ns0:val="000000"/>
       <ns0:sz ns0:val="28"/>
       <ns0:szCs ns0:val="32"/>
     </ns0:rPr>
@@ -22663,7 +22695,7 @@
     <ns0:rPr>
       <ns0:rFonts ns0:ascii="Times New Roman" ns0:cs="Times New Roman" ns0:eastAsia="SimHei" ns0:hAnsi="Times New Roman"/>
       <ns0:b/>
-      <ns0:color ns0:val="17324D"/>
+      <ns0:color ns0:val="000000"/>
       <ns0:sz ns0:val="25"/>
       <ns0:szCs ns0:val="28"/>
     </ns0:rPr>
